--- a/specifications/TMFC008-ServiceInventory/Diagrams/TMFC008_Service_Inventory.docx
+++ b/specifications/TMFC008-ServiceInventory/Diagrams/TMFC008_Service_Inventory.docx
@@ -210,336 +210,6 @@
         <w:t>eTOM Processes, SID Data Entities and Functional Framework Functions</w:t>
       </w:r>
     </w:p>
-    <w:p>
-      <w:pPr>
-        <w:pStyle w:val="Heading2"/>
-      </w:pPr>
-      <w:r>
-        <w:t>eTOM business activities</w:t>
-      </w:r>
-    </w:p>
-    <w:p>
-      <w:r>
-        <w:t>eTOM business activities this ODA Component is responsible for:</w:t>
-      </w:r>
-    </w:p>
-    <w:tbl>
-      <w:tblPr>
-        <w:tblStyle w:val="ScrollTableNormal"/>
-        <w:tblW w:type="auto" w:w="0"/>
-        <w:tblLayout w:type="autofit"/>
-        <w:tblLook w:val="04A0" w:firstRow="1" w:lastRow="0" w:firstColumn="0" w:lastColumn="0" w:noHBand="0" w:noVBand="1"/>
-        <w:tblBorders>
-          <w:top w:val="single" w:sz="4" w:space="0" w:color="999999"/>
-          <w:left w:val="single" w:sz="4" w:space="0" w:color="999999"/>
-          <w:bottom w:val="single" w:sz="4" w:space="0" w:color="999999"/>
-          <w:right w:val="single" w:sz="4" w:space="0" w:color="999999"/>
-          <w:insideH w:val="single" w:sz="4" w:space="0" w:color="999999"/>
-          <w:insideV w:val="single" w:sz="4" w:space="0" w:color="999999"/>
-        </w:tblBorders>
-      </w:tblPr>
-      <w:tblGrid>
-        <w:gridCol w:w="2124"/>
-        <w:gridCol w:w="2124"/>
-        <w:gridCol w:w="2124"/>
-        <w:gridCol w:w="2124"/>
-      </w:tblGrid>
-      <w:tr>
-        <w:trPr>
-          <w:tblHeader/>
-        </w:trPr>
-        <w:tc>
-          <w:tcPr>
-            <w:tcW w:type="dxa" w:w="1498"/>
-          </w:tcPr>
-          <w:p>
-            <w:r/>
-            <w:r>
-              <w:rPr>
-                <w:b/>
-              </w:rPr>
-              <w:t>Identifier</w:t>
-            </w:r>
-          </w:p>
-        </w:tc>
-        <w:tc>
-          <w:tcPr>
-            <w:tcW w:type="dxa" w:w="1123"/>
-          </w:tcPr>
-          <w:p>
-            <w:r/>
-            <w:r>
-              <w:rPr>
-                <w:b/>
-              </w:rPr>
-              <w:t>Level</w:t>
-            </w:r>
-          </w:p>
-        </w:tc>
-        <w:tc>
-          <w:tcPr>
-            <w:tcW w:type="dxa" w:w="2714"/>
-          </w:tcPr>
-          <w:p>
-            <w:r/>
-            <w:r>
-              <w:rPr>
-                <w:b/>
-              </w:rPr>
-              <w:t>Business Activity Name</w:t>
-            </w:r>
-          </w:p>
-        </w:tc>
-        <w:tc>
-          <w:tcPr>
-            <w:tcW w:type="dxa" w:w="4025"/>
-          </w:tcPr>
-          <w:p>
-            <w:r/>
-            <w:r>
-              <w:rPr>
-                <w:b/>
-              </w:rPr>
-              <w:t>Description</w:t>
-            </w:r>
-          </w:p>
-        </w:tc>
-      </w:tr>
-      <w:tr>
-        <w:tc>
-          <w:tcPr>
-            <w:tcW w:type="dxa" w:w="1498"/>
-          </w:tcPr>
-          <w:p>
-            <w:r/>
-            <w:r>
-              <w:t>1.4.4</w:t>
-            </w:r>
-          </w:p>
-        </w:tc>
-        <w:tc>
-          <w:tcPr>
-            <w:tcW w:type="dxa" w:w="1123"/>
-          </w:tcPr>
-          <w:p>
-            <w:r/>
-            <w:r>
-              <w:t>L2</w:t>
-            </w:r>
-          </w:p>
-        </w:tc>
-        <w:tc>
-          <w:tcPr>
-            <w:tcW w:type="dxa" w:w="2714"/>
-          </w:tcPr>
-          <w:p>
-            <w:r/>
-            <w:r>
-              <w:t>Service Support Readiness</w:t>
-            </w:r>
-          </w:p>
-        </w:tc>
-        <w:tc>
-          <w:tcPr>
-            <w:tcW w:type="dxa" w:w="4025"/>
-          </w:tcPr>
-          <w:p>
-            <w:r/>
-            <w:r>
-              <w:t>Manage service infrastructure, ensuring that the appropriate service capacity is available and ready to support the SM&amp;O Fulfillment, Assurance and Billing processes.</w:t>
-            </w:r>
-          </w:p>
-        </w:tc>
-      </w:tr>
-      <w:tr>
-        <w:tc>
-          <w:tcPr>
-            <w:tcW w:type="dxa" w:w="1498"/>
-          </w:tcPr>
-          <w:p>
-            <w:r/>
-            <w:r>
-              <w:t>1.4.4.1</w:t>
-            </w:r>
-          </w:p>
-        </w:tc>
-        <w:tc>
-          <w:tcPr>
-            <w:tcW w:type="dxa" w:w="1123"/>
-          </w:tcPr>
-          <w:p>
-            <w:r/>
-            <w:r>
-              <w:t>L3</w:t>
-            </w:r>
-          </w:p>
-        </w:tc>
-        <w:tc>
-          <w:tcPr>
-            <w:tcW w:type="dxa" w:w="2714"/>
-          </w:tcPr>
-          <w:p>
-            <w:r/>
-            <w:r>
-              <w:t>Manage Service Inventory</w:t>
-            </w:r>
-          </w:p>
-        </w:tc>
-        <w:tc>
-          <w:tcPr>
-            <w:tcW w:type="dxa" w:w="4025"/>
-          </w:tcPr>
-          <w:p>
-            <w:r/>
-            <w:r>
-              <w:t>Establish, manage and administer the enterprise's service inventory, as embodied in the Service Inventory Database, and monitor and report on the usage and access to the service inventory, and the quality of the data maintained in it.</w:t>
-            </w:r>
-          </w:p>
-        </w:tc>
-      </w:tr>
-    </w:tbl>
-    <w:p/>
-    <w:p>
-      <w:pPr>
-        <w:pStyle w:val="Heading2"/>
-      </w:pPr>
-      <w:r>
-        <w:t>SID ABEs</w:t>
-      </w:r>
-    </w:p>
-    <w:p>
-      <w:r>
-        <w:t>SID ABEs this ODA Component is responsible for:</w:t>
-      </w:r>
-    </w:p>
-    <w:tbl>
-      <w:tblPr>
-        <w:tblStyle w:val="ScrollTableNormal"/>
-        <w:tblW w:type="auto" w:w="0"/>
-        <w:tblLayout w:type="autofit"/>
-        <w:tblLook w:val="04A0" w:firstRow="1" w:lastRow="0" w:firstColumn="0" w:lastColumn="0" w:noHBand="0" w:noVBand="1"/>
-        <w:tblBorders>
-          <w:top w:val="single" w:sz="4" w:space="0" w:color="999999"/>
-          <w:left w:val="single" w:sz="4" w:space="0" w:color="999999"/>
-          <w:bottom w:val="single" w:sz="4" w:space="0" w:color="999999"/>
-          <w:right w:val="single" w:sz="4" w:space="0" w:color="999999"/>
-          <w:insideH w:val="single" w:sz="4" w:space="0" w:color="999999"/>
-          <w:insideV w:val="single" w:sz="4" w:space="0" w:color="999999"/>
-        </w:tblBorders>
-      </w:tblPr>
-      <w:tblGrid>
-        <w:gridCol w:w="2124"/>
-        <w:gridCol w:w="2124"/>
-        <w:gridCol w:w="2124"/>
-        <w:gridCol w:w="2124"/>
-      </w:tblGrid>
-      <w:tr>
-        <w:trPr>
-          <w:tblHeader/>
-        </w:trPr>
-        <w:tc>
-          <w:tcPr>
-            <w:tcW w:type="dxa" w:w="1591"/>
-          </w:tcPr>
-          <w:p>
-            <w:r/>
-            <w:r>
-              <w:rPr>
-                <w:b/>
-              </w:rPr>
-              <w:t>SID ABE Level 1</w:t>
-            </w:r>
-          </w:p>
-        </w:tc>
-        <w:tc>
-          <w:tcPr>
-            <w:tcW w:type="dxa" w:w="2434"/>
-          </w:tcPr>
-          <w:p>
-            <w:r/>
-            <w:r>
-              <w:rPr>
-                <w:b/>
-              </w:rPr>
-              <w:t>SID ABE Level 2 (or set of BEs)</w:t>
-            </w:r>
-          </w:p>
-        </w:tc>
-        <w:tc>
-          <w:tcPr>
-            <w:tcW w:type="dxa" w:w="2995"/>
-          </w:tcPr>
-          <w:p>
-            <w:r/>
-            <w:r>
-              <w:rPr>
-                <w:b/>
-              </w:rPr>
-              <w:t>SID ABE L1 Definition</w:t>
-            </w:r>
-          </w:p>
-        </w:tc>
-        <w:tc>
-          <w:tcPr>
-            <w:tcW w:type="dxa" w:w="2340"/>
-          </w:tcPr>
-          <w:p>
-            <w:r/>
-            <w:r>
-              <w:rPr>
-                <w:b/>
-              </w:rPr>
-              <w:t>SID ABE L2 Definition</w:t>
-            </w:r>
-          </w:p>
-        </w:tc>
-      </w:tr>
-      <w:tr>
-        <w:tc>
-          <w:tcPr>
-            <w:tcW w:type="dxa" w:w="1591"/>
-          </w:tcPr>
-          <w:p>
-            <w:r/>
-            <w:r>
-              <w:t>Service</w:t>
-            </w:r>
-          </w:p>
-        </w:tc>
-        <w:tc>
-          <w:tcPr>
-            <w:tcW w:type="dxa" w:w="2434"/>
-          </w:tcPr>
-          <w:p>
-            <w:r/>
-            <w:r/>
-          </w:p>
-        </w:tc>
-        <w:tc>
-          <w:tcPr>
-            <w:tcW w:type="dxa" w:w="2995"/>
-          </w:tcPr>
-          <w:p>
-            <w:r/>
-            <w:r>
-              <w:t>A Service represents an instance of ServiceSpecification. The Service ABE contains entities that are used to represent both types of Services: CSP Know-Hows instances (a.k.a. Customer Facing Services or CFS) and Technical solution (a.k.a. Resource Facing Services or RFS). The Service carries the place where the Service is in use if relevant, as well as configuration characteristics, such as assigned telephone numbers and internet addresses. The Service also tracks the links to Product realized and/or Resources used.</w:t>
-            </w:r>
-          </w:p>
-        </w:tc>
-        <w:tc>
-          <w:tcPr>
-            <w:tcW w:type="dxa" w:w="2340"/>
-          </w:tcPr>
-          <w:p>
-            <w:r/>
-            <w:r>
-              <w:t>*(no description available)*</w:t>
-            </w:r>
-          </w:p>
-        </w:tc>
-      </w:tr>
-    </w:tbl>
-    <w:p/>
     <w:p>
       <w:pPr>
         <w:pStyle w:val="Heading2"/>
@@ -597,6 +267,336 @@
         <w:pStyle w:val="Heading2"/>
       </w:pPr>
       <w:r>
+        <w:t>eTOM business activities</w:t>
+      </w:r>
+    </w:p>
+    <w:p>
+      <w:r>
+        <w:t>eTOM business activities this ODA Component is responsible for:</w:t>
+      </w:r>
+    </w:p>
+    <w:tbl>
+      <w:tblPr>
+        <w:tblStyle w:val="ScrollTableNormal"/>
+        <w:tblW w:type="auto" w:w="0"/>
+        <w:tblLayout w:type="autofit"/>
+        <w:tblLook w:val="04A0" w:firstRow="1" w:lastRow="0" w:firstColumn="0" w:lastColumn="0" w:noHBand="0" w:noVBand="1"/>
+        <w:tblBorders>
+          <w:top w:val="single" w:sz="4" w:space="0" w:color="999999"/>
+          <w:left w:val="single" w:sz="4" w:space="0" w:color="999999"/>
+          <w:bottom w:val="single" w:sz="4" w:space="0" w:color="999999"/>
+          <w:right w:val="single" w:sz="4" w:space="0" w:color="999999"/>
+          <w:insideH w:val="single" w:sz="4" w:space="0" w:color="999999"/>
+          <w:insideV w:val="single" w:sz="4" w:space="0" w:color="999999"/>
+        </w:tblBorders>
+      </w:tblPr>
+      <w:tblGrid>
+        <w:gridCol w:w="2124"/>
+        <w:gridCol w:w="2124"/>
+        <w:gridCol w:w="2124"/>
+        <w:gridCol w:w="2124"/>
+      </w:tblGrid>
+      <w:tr>
+        <w:trPr>
+          <w:tblHeader/>
+        </w:trPr>
+        <w:tc>
+          <w:tcPr>
+            <w:tcW w:type="dxa" w:w="1498"/>
+          </w:tcPr>
+          <w:p>
+            <w:r/>
+            <w:r>
+              <w:rPr>
+                <w:b/>
+              </w:rPr>
+              <w:t>Identifier</w:t>
+            </w:r>
+          </w:p>
+        </w:tc>
+        <w:tc>
+          <w:tcPr>
+            <w:tcW w:type="dxa" w:w="1123"/>
+          </w:tcPr>
+          <w:p>
+            <w:r/>
+            <w:r>
+              <w:rPr>
+                <w:b/>
+              </w:rPr>
+              <w:t>Level</w:t>
+            </w:r>
+          </w:p>
+        </w:tc>
+        <w:tc>
+          <w:tcPr>
+            <w:tcW w:type="dxa" w:w="2714"/>
+          </w:tcPr>
+          <w:p>
+            <w:r/>
+            <w:r>
+              <w:rPr>
+                <w:b/>
+              </w:rPr>
+              <w:t>Business Activity Name</w:t>
+            </w:r>
+          </w:p>
+        </w:tc>
+        <w:tc>
+          <w:tcPr>
+            <w:tcW w:type="dxa" w:w="4025"/>
+          </w:tcPr>
+          <w:p>
+            <w:r/>
+            <w:r>
+              <w:rPr>
+                <w:b/>
+              </w:rPr>
+              <w:t>Description</w:t>
+            </w:r>
+          </w:p>
+        </w:tc>
+      </w:tr>
+      <w:tr>
+        <w:tc>
+          <w:tcPr>
+            <w:tcW w:type="dxa" w:w="1498"/>
+          </w:tcPr>
+          <w:p>
+            <w:r/>
+            <w:r>
+              <w:t>1.4.4</w:t>
+            </w:r>
+          </w:p>
+        </w:tc>
+        <w:tc>
+          <w:tcPr>
+            <w:tcW w:type="dxa" w:w="1123"/>
+          </w:tcPr>
+          <w:p>
+            <w:r/>
+            <w:r>
+              <w:t>L2</w:t>
+            </w:r>
+          </w:p>
+        </w:tc>
+        <w:tc>
+          <w:tcPr>
+            <w:tcW w:type="dxa" w:w="2714"/>
+          </w:tcPr>
+          <w:p>
+            <w:r/>
+            <w:r>
+              <w:t>Service Support Readiness</w:t>
+            </w:r>
+          </w:p>
+        </w:tc>
+        <w:tc>
+          <w:tcPr>
+            <w:tcW w:type="dxa" w:w="4025"/>
+          </w:tcPr>
+          <w:p>
+            <w:r/>
+            <w:r>
+              <w:t>Manage service infrastructure, ensuring that the appropriate service capacity is available and ready to support the SM&amp;O Fulfillment, Assurance and Billing processes.</w:t>
+            </w:r>
+          </w:p>
+        </w:tc>
+      </w:tr>
+      <w:tr>
+        <w:tc>
+          <w:tcPr>
+            <w:tcW w:type="dxa" w:w="1498"/>
+          </w:tcPr>
+          <w:p>
+            <w:r/>
+            <w:r>
+              <w:t>1.4.4.1</w:t>
+            </w:r>
+          </w:p>
+        </w:tc>
+        <w:tc>
+          <w:tcPr>
+            <w:tcW w:type="dxa" w:w="1123"/>
+          </w:tcPr>
+          <w:p>
+            <w:r/>
+            <w:r>
+              <w:t>L3</w:t>
+            </w:r>
+          </w:p>
+        </w:tc>
+        <w:tc>
+          <w:tcPr>
+            <w:tcW w:type="dxa" w:w="2714"/>
+          </w:tcPr>
+          <w:p>
+            <w:r/>
+            <w:r>
+              <w:t>Manage Service Inventory</w:t>
+            </w:r>
+          </w:p>
+        </w:tc>
+        <w:tc>
+          <w:tcPr>
+            <w:tcW w:type="dxa" w:w="4025"/>
+          </w:tcPr>
+          <w:p>
+            <w:r/>
+            <w:r>
+              <w:t>Establish, manage and administer the enterprise's service inventory, as embodied in the Service Inventory Database, and monitor and report on the usage and access to the service inventory, and the quality of the data maintained in it.</w:t>
+            </w:r>
+          </w:p>
+        </w:tc>
+      </w:tr>
+    </w:tbl>
+    <w:p/>
+    <w:p>
+      <w:pPr>
+        <w:pStyle w:val="Heading2"/>
+      </w:pPr>
+      <w:r>
+        <w:t>SID ABEs</w:t>
+      </w:r>
+    </w:p>
+    <w:p>
+      <w:r>
+        <w:t>SID ABEs this ODA Component is responsible for:</w:t>
+      </w:r>
+    </w:p>
+    <w:tbl>
+      <w:tblPr>
+        <w:tblStyle w:val="ScrollTableNormal"/>
+        <w:tblW w:type="auto" w:w="0"/>
+        <w:tblLayout w:type="autofit"/>
+        <w:tblLook w:val="04A0" w:firstRow="1" w:lastRow="0" w:firstColumn="0" w:lastColumn="0" w:noHBand="0" w:noVBand="1"/>
+        <w:tblBorders>
+          <w:top w:val="single" w:sz="4" w:space="0" w:color="999999"/>
+          <w:left w:val="single" w:sz="4" w:space="0" w:color="999999"/>
+          <w:bottom w:val="single" w:sz="4" w:space="0" w:color="999999"/>
+          <w:right w:val="single" w:sz="4" w:space="0" w:color="999999"/>
+          <w:insideH w:val="single" w:sz="4" w:space="0" w:color="999999"/>
+          <w:insideV w:val="single" w:sz="4" w:space="0" w:color="999999"/>
+        </w:tblBorders>
+      </w:tblPr>
+      <w:tblGrid>
+        <w:gridCol w:w="2124"/>
+        <w:gridCol w:w="2124"/>
+        <w:gridCol w:w="2124"/>
+        <w:gridCol w:w="2124"/>
+      </w:tblGrid>
+      <w:tr>
+        <w:trPr>
+          <w:tblHeader/>
+        </w:trPr>
+        <w:tc>
+          <w:tcPr>
+            <w:tcW w:type="dxa" w:w="1404"/>
+          </w:tcPr>
+          <w:p>
+            <w:r/>
+            <w:r>
+              <w:rPr>
+                <w:b/>
+              </w:rPr>
+              <w:t>SID ABE L1</w:t>
+            </w:r>
+          </w:p>
+        </w:tc>
+        <w:tc>
+          <w:tcPr>
+            <w:tcW w:type="dxa" w:w="3182"/>
+          </w:tcPr>
+          <w:p>
+            <w:r/>
+            <w:r>
+              <w:rPr>
+                <w:b/>
+              </w:rPr>
+              <w:t>SID ABE L1 Definition</w:t>
+            </w:r>
+          </w:p>
+        </w:tc>
+        <w:tc>
+          <w:tcPr>
+            <w:tcW w:type="dxa" w:w="2340"/>
+          </w:tcPr>
+          <w:p>
+            <w:r/>
+            <w:r>
+              <w:rPr>
+                <w:b/>
+              </w:rPr>
+              <w:t>SID ABE L2 (or set of BEs)</w:t>
+            </w:r>
+          </w:p>
+        </w:tc>
+        <w:tc>
+          <w:tcPr>
+            <w:tcW w:type="dxa" w:w="2434"/>
+          </w:tcPr>
+          <w:p>
+            <w:r/>
+            <w:r>
+              <w:rPr>
+                <w:b/>
+              </w:rPr>
+              <w:t>SID ABE L2 Definition</w:t>
+            </w:r>
+          </w:p>
+        </w:tc>
+      </w:tr>
+      <w:tr>
+        <w:tc>
+          <w:tcPr>
+            <w:tcW w:type="dxa" w:w="1404"/>
+          </w:tcPr>
+          <w:p>
+            <w:r/>
+            <w:r>
+              <w:t>Service</w:t>
+            </w:r>
+          </w:p>
+        </w:tc>
+        <w:tc>
+          <w:tcPr>
+            <w:tcW w:type="dxa" w:w="3182"/>
+          </w:tcPr>
+          <w:p>
+            <w:r/>
+            <w:r>
+              <w:t>A Service represents an instance of ServiceSpecification. The Service ABE contains entities that are used to represent both types of Services: CSP Know-Hows instances (a.k.a. Customer Facing Services or CFS) and Technical solution (a.k.a. Resource Facing Services or RFS). The Service carries the place where the Service is in use if relevant, as well as configuration characteristics, such as assigned telephone numbers and internet addresses. The Service also tracks the links to Product realized and/or Resources used.</w:t>
+            </w:r>
+          </w:p>
+        </w:tc>
+        <w:tc>
+          <w:tcPr>
+            <w:tcW w:type="dxa" w:w="2340"/>
+          </w:tcPr>
+          <w:p>
+            <w:r/>
+            <w:r/>
+          </w:p>
+        </w:tc>
+        <w:tc>
+          <w:tcPr>
+            <w:tcW w:type="dxa" w:w="2434"/>
+          </w:tcPr>
+          <w:p>
+            <w:r/>
+            <w:r>
+              <w:t>*(no description available)*</w:t>
+            </w:r>
+          </w:p>
+        </w:tc>
+      </w:tr>
+    </w:tbl>
+    <w:p/>
+    <w:p>
+      <w:pPr>
+        <w:pStyle w:val="Heading2"/>
+      </w:pPr>
+      <w:r>
         <w:t>Functional Framework Functions</w:t>
       </w:r>
     </w:p>
@@ -656,6 +656,34 @@
         </w:tc>
         <w:tc>
           <w:tcPr>
+            <w:tcW w:type="dxa" w:w="1778"/>
+          </w:tcPr>
+          <w:p>
+            <w:r/>
+            <w:r>
+              <w:rPr>
+                <w:b/>
+              </w:rPr>
+              <w:t>Aggregate Function Level 1</w:t>
+            </w:r>
+          </w:p>
+        </w:tc>
+        <w:tc>
+          <w:tcPr>
+            <w:tcW w:type="dxa" w:w="1966"/>
+          </w:tcPr>
+          <w:p>
+            <w:r/>
+            <w:r>
+              <w:rPr>
+                <w:b/>
+              </w:rPr>
+              <w:t>Aggregate Function Level 2</w:t>
+            </w:r>
+          </w:p>
+        </w:tc>
+        <w:tc>
+          <w:tcPr>
             <w:tcW w:type="dxa" w:w="2246"/>
           </w:tcPr>
           <w:p>
@@ -668,34 +696,6 @@
             </w:r>
           </w:p>
         </w:tc>
-        <w:tc>
-          <w:tcPr>
-            <w:tcW w:type="dxa" w:w="1778"/>
-          </w:tcPr>
-          <w:p>
-            <w:r/>
-            <w:r>
-              <w:rPr>
-                <w:b/>
-              </w:rPr>
-              <w:t>Aggregate Function Level 1</w:t>
-            </w:r>
-          </w:p>
-        </w:tc>
-        <w:tc>
-          <w:tcPr>
-            <w:tcW w:type="dxa" w:w="1966"/>
-          </w:tcPr>
-          <w:p>
-            <w:r/>
-            <w:r>
-              <w:rPr>
-                <w:b/>
-              </w:rPr>
-              <w:t>Aggregate Function Level 2</w:t>
-            </w:r>
-          </w:p>
-        </w:tc>
       </w:tr>
       <w:tr>
         <w:tc>
@@ -722,34 +722,34 @@
         </w:tc>
         <w:tc>
           <w:tcPr>
+            <w:tcW w:type="dxa" w:w="1778"/>
+          </w:tcPr>
+          <w:p>
+            <w:r/>
+            <w:r>
+              <w:t>Service Management</w:t>
+            </w:r>
+          </w:p>
+        </w:tc>
+        <w:tc>
+          <w:tcPr>
+            <w:tcW w:type="dxa" w:w="1966"/>
+          </w:tcPr>
+          <w:p>
+            <w:r/>
+            <w:r>
+              <w:t>Service / Repository Management</w:t>
+            </w:r>
+          </w:p>
+        </w:tc>
+        <w:tc>
+          <w:tcPr>
             <w:tcW w:type="dxa" w:w="2246"/>
           </w:tcPr>
           <w:p>
             <w:r/>
             <w:r>
               <w:t>Service Data Retrieval provides retrieval of appropriate inventory data for example in the context of service end to end testing.</w:t>
-            </w:r>
-          </w:p>
-        </w:tc>
-        <w:tc>
-          <w:tcPr>
-            <w:tcW w:type="dxa" w:w="1778"/>
-          </w:tcPr>
-          <w:p>
-            <w:r/>
-            <w:r>
-              <w:t>Service Management</w:t>
-            </w:r>
-          </w:p>
-        </w:tc>
-        <w:tc>
-          <w:tcPr>
-            <w:tcW w:type="dxa" w:w="1966"/>
-          </w:tcPr>
-          <w:p>
-            <w:r/>
-            <w:r>
-              <w:t>Service / Repository Management</w:t>
             </w:r>
           </w:p>
         </w:tc>
@@ -779,34 +779,34 @@
         </w:tc>
         <w:tc>
           <w:tcPr>
+            <w:tcW w:type="dxa" w:w="1778"/>
+          </w:tcPr>
+          <w:p>
+            <w:r/>
+            <w:r>
+              <w:t>Service Management</w:t>
+            </w:r>
+          </w:p>
+        </w:tc>
+        <w:tc>
+          <w:tcPr>
+            <w:tcW w:type="dxa" w:w="1966"/>
+          </w:tcPr>
+          <w:p>
+            <w:r/>
+            <w:r>
+              <w:t>Service Repository Management</w:t>
+            </w:r>
+          </w:p>
+        </w:tc>
+        <w:tc>
+          <w:tcPr>
             <w:tcW w:type="dxa" w:w="2246"/>
           </w:tcPr>
           <w:p>
             <w:r/>
             <w:r>
               <w:t>Service Repository Updating updates information in the service inventory according to the configuration of specific services</w:t>
-            </w:r>
-          </w:p>
-        </w:tc>
-        <w:tc>
-          <w:tcPr>
-            <w:tcW w:type="dxa" w:w="1778"/>
-          </w:tcPr>
-          <w:p>
-            <w:r/>
-            <w:r>
-              <w:t>Service Management</w:t>
-            </w:r>
-          </w:p>
-        </w:tc>
-        <w:tc>
-          <w:tcPr>
-            <w:tcW w:type="dxa" w:w="1966"/>
-          </w:tcPr>
-          <w:p>
-            <w:r/>
-            <w:r>
-              <w:t>Service Repository Management</w:t>
             </w:r>
           </w:p>
         </w:tc>
@@ -836,34 +836,34 @@
         </w:tc>
         <w:tc>
           <w:tcPr>
+            <w:tcW w:type="dxa" w:w="1778"/>
+          </w:tcPr>
+          <w:p>
+            <w:r/>
+            <w:r>
+              <w:t>Service Management</w:t>
+            </w:r>
+          </w:p>
+        </w:tc>
+        <w:tc>
+          <w:tcPr>
+            <w:tcW w:type="dxa" w:w="1966"/>
+          </w:tcPr>
+          <w:p>
+            <w:r/>
+            <w:r>
+              <w:t>Service Repository Management</w:t>
+            </w:r>
+          </w:p>
+        </w:tc>
+        <w:tc>
+          <w:tcPr>
             <w:tcW w:type="dxa" w:w="2246"/>
           </w:tcPr>
           <w:p>
             <w:r/>
             <w:r>
               <w:t>Service to Resource Relationship Management provides Creation, Update and Deletion of the relations of stand-alone physical or logical resources whose assignment is critical to service's fulfillment, and whose tracking is critical to service operations, assurance, and billing, as well as, resources, which represent a larger resource structure supporting the service, often referred to as an Access Point.</w:t>
-            </w:r>
-          </w:p>
-        </w:tc>
-        <w:tc>
-          <w:tcPr>
-            <w:tcW w:type="dxa" w:w="1778"/>
-          </w:tcPr>
-          <w:p>
-            <w:r/>
-            <w:r>
-              <w:t>Service Management</w:t>
-            </w:r>
-          </w:p>
-        </w:tc>
-        <w:tc>
-          <w:tcPr>
-            <w:tcW w:type="dxa" w:w="1966"/>
-          </w:tcPr>
-          <w:p>
-            <w:r/>
-            <w:r>
-              <w:t>Service Repository Management</w:t>
             </w:r>
           </w:p>
         </w:tc>
@@ -893,34 +893,34 @@
         </w:tc>
         <w:tc>
           <w:tcPr>
+            <w:tcW w:type="dxa" w:w="1778"/>
+          </w:tcPr>
+          <w:p>
+            <w:r/>
+            <w:r>
+              <w:t>Service Management</w:t>
+            </w:r>
+          </w:p>
+        </w:tc>
+        <w:tc>
+          <w:tcPr>
+            <w:tcW w:type="dxa" w:w="1966"/>
+          </w:tcPr>
+          <w:p>
+            <w:r/>
+            <w:r>
+              <w:t>Service Repository Management</w:t>
+            </w:r>
+          </w:p>
+        </w:tc>
+        <w:tc>
+          <w:tcPr>
             <w:tcW w:type="dxa" w:w="2246"/>
           </w:tcPr>
           <w:p>
             <w:r/>
             <w:r>
               <w:t>Service to Resource Relationship Synchronization function entails reconciliation of the data in a Service Inventory Management system with inventory discovered from other sources and synchronizes mismatched service inventory records.</w:t>
-            </w:r>
-          </w:p>
-        </w:tc>
-        <w:tc>
-          <w:tcPr>
-            <w:tcW w:type="dxa" w:w="1778"/>
-          </w:tcPr>
-          <w:p>
-            <w:r/>
-            <w:r>
-              <w:t>Service Management</w:t>
-            </w:r>
-          </w:p>
-        </w:tc>
-        <w:tc>
-          <w:tcPr>
-            <w:tcW w:type="dxa" w:w="1966"/>
-          </w:tcPr>
-          <w:p>
-            <w:r/>
-            <w:r>
-              <w:t>Service Repository Management</w:t>
             </w:r>
           </w:p>
         </w:tc>
@@ -950,34 +950,34 @@
         </w:tc>
         <w:tc>
           <w:tcPr>
+            <w:tcW w:type="dxa" w:w="1778"/>
+          </w:tcPr>
+          <w:p>
+            <w:r/>
+            <w:r>
+              <w:t>Service Management</w:t>
+            </w:r>
+          </w:p>
+        </w:tc>
+        <w:tc>
+          <w:tcPr>
+            <w:tcW w:type="dxa" w:w="1966"/>
+          </w:tcPr>
+          <w:p>
+            <w:r/>
+            <w:r>
+              <w:t>Service / Repository Management</w:t>
+            </w:r>
+          </w:p>
+        </w:tc>
+        <w:tc>
+          <w:tcPr>
             <w:tcW w:type="dxa" w:w="2246"/>
           </w:tcPr>
           <w:p>
             <w:r/>
             <w:r>
               <w:t>Notification of Service-Resource Relationship Management actions to relevant stakeholders</w:t>
-            </w:r>
-          </w:p>
-        </w:tc>
-        <w:tc>
-          <w:tcPr>
-            <w:tcW w:type="dxa" w:w="1778"/>
-          </w:tcPr>
-          <w:p>
-            <w:r/>
-            <w:r>
-              <w:t>Service Management</w:t>
-            </w:r>
-          </w:p>
-        </w:tc>
-        <w:tc>
-          <w:tcPr>
-            <w:tcW w:type="dxa" w:w="1966"/>
-          </w:tcPr>
-          <w:p>
-            <w:r/>
-            <w:r>
-              <w:t>Service / Repository Management</w:t>
             </w:r>
           </w:p>
         </w:tc>
@@ -1007,34 +1007,34 @@
         </w:tc>
         <w:tc>
           <w:tcPr>
+            <w:tcW w:type="dxa" w:w="1778"/>
+          </w:tcPr>
+          <w:p>
+            <w:r/>
+            <w:r>
+              <w:t>Service Management</w:t>
+            </w:r>
+          </w:p>
+        </w:tc>
+        <w:tc>
+          <w:tcPr>
+            <w:tcW w:type="dxa" w:w="1966"/>
+          </w:tcPr>
+          <w:p>
+            <w:r/>
+            <w:r>
+              <w:t>Service / Repository Management</w:t>
+            </w:r>
+          </w:p>
+        </w:tc>
+        <w:tc>
+          <w:tcPr>
             <w:tcW w:type="dxa" w:w="2246"/>
           </w:tcPr>
           <w:p>
             <w:r/>
             <w:r>
               <w:t>Onboarded Service Integration Configuration function will configure the on boarded service and the relevant systems to establish integration automatically, when requested. There are several system services in the infrastructure that needs to be aware and integrated with the new service.</w:t>
-            </w:r>
-          </w:p>
-        </w:tc>
-        <w:tc>
-          <w:tcPr>
-            <w:tcW w:type="dxa" w:w="1778"/>
-          </w:tcPr>
-          <w:p>
-            <w:r/>
-            <w:r>
-              <w:t>Service Management</w:t>
-            </w:r>
-          </w:p>
-        </w:tc>
-        <w:tc>
-          <w:tcPr>
-            <w:tcW w:type="dxa" w:w="1966"/>
-          </w:tcPr>
-          <w:p>
-            <w:r/>
-            <w:r>
-              <w:t>Service / Repository Management</w:t>
             </w:r>
           </w:p>
         </w:tc>
@@ -1064,34 +1064,34 @@
         </w:tc>
         <w:tc>
           <w:tcPr>
+            <w:tcW w:type="dxa" w:w="1778"/>
+          </w:tcPr>
+          <w:p>
+            <w:r/>
+            <w:r>
+              <w:t>Service Management</w:t>
+            </w:r>
+          </w:p>
+        </w:tc>
+        <w:tc>
+          <w:tcPr>
+            <w:tcW w:type="dxa" w:w="1966"/>
+          </w:tcPr>
+          <w:p>
+            <w:r/>
+            <w:r>
+              <w:t>Service Repository Management</w:t>
+            </w:r>
+          </w:p>
+        </w:tc>
+        <w:tc>
+          <w:tcPr>
             <w:tcW w:type="dxa" w:w="2246"/>
           </w:tcPr>
           <w:p>
             <w:r/>
             <w:r>
               <w:t>Service Instance Lifecycle Management function will control the starting of new instances and closing of instances of a service as well as other activity states of the service instances. / Software based Services’ performance and availability may be controlled by managing multiple instances of the service with multiple states of activity.</w:t>
-            </w:r>
-          </w:p>
-        </w:tc>
-        <w:tc>
-          <w:tcPr>
-            <w:tcW w:type="dxa" w:w="1778"/>
-          </w:tcPr>
-          <w:p>
-            <w:r/>
-            <w:r>
-              <w:t>Service Management</w:t>
-            </w:r>
-          </w:p>
-        </w:tc>
-        <w:tc>
-          <w:tcPr>
-            <w:tcW w:type="dxa" w:w="1966"/>
-          </w:tcPr>
-          <w:p>
-            <w:r/>
-            <w:r>
-              <w:t>Service Repository Management</w:t>
             </w:r>
           </w:p>
         </w:tc>
@@ -1121,34 +1121,34 @@
         </w:tc>
         <w:tc>
           <w:tcPr>
+            <w:tcW w:type="dxa" w:w="1778"/>
+          </w:tcPr>
+          <w:p>
+            <w:r/>
+            <w:r>
+              <w:t>Service Management</w:t>
+            </w:r>
+          </w:p>
+        </w:tc>
+        <w:tc>
+          <w:tcPr>
+            <w:tcW w:type="dxa" w:w="1966"/>
+          </w:tcPr>
+          <w:p>
+            <w:r/>
+            <w:r>
+              <w:t>Service / Repository Management</w:t>
+            </w:r>
+          </w:p>
+        </w:tc>
+        <w:tc>
+          <w:tcPr>
             <w:tcW w:type="dxa" w:w="2246"/>
           </w:tcPr>
           <w:p>
             <w:r/>
             <w:r>
               <w:t>Service Topology Discovery function provides the required capability to discover how resources (e.g. network) are related to each other in providing a service.</w:t>
-            </w:r>
-          </w:p>
-        </w:tc>
-        <w:tc>
-          <w:tcPr>
-            <w:tcW w:type="dxa" w:w="1778"/>
-          </w:tcPr>
-          <w:p>
-            <w:r/>
-            <w:r>
-              <w:t>Service Management</w:t>
-            </w:r>
-          </w:p>
-        </w:tc>
-        <w:tc>
-          <w:tcPr>
-            <w:tcW w:type="dxa" w:w="1966"/>
-          </w:tcPr>
-          <w:p>
-            <w:r/>
-            <w:r>
-              <w:t>Service / Repository Management</w:t>
             </w:r>
           </w:p>
         </w:tc>
@@ -1289,7 +1289,7 @@
         </w:tc>
         <w:tc>
           <w:tcPr>
-            <w:tcW w:type="dxa" w:w="2434"/>
+            <w:tcW w:type="dxa" w:w="2153"/>
           </w:tcPr>
           <w:p>
             <w:r/>
@@ -1303,7 +1303,7 @@
         </w:tc>
         <w:tc>
           <w:tcPr>
-            <w:tcW w:type="dxa" w:w="1872"/>
+            <w:tcW w:type="dxa" w:w="1591"/>
           </w:tcPr>
           <w:p>
             <w:r/>
@@ -1317,7 +1317,7 @@
         </w:tc>
         <w:tc>
           <w:tcPr>
-            <w:tcW w:type="dxa" w:w="1310"/>
+            <w:tcW w:type="dxa" w:w="1217"/>
           </w:tcPr>
           <w:p>
             <w:r/>
@@ -1331,7 +1331,7 @@
         </w:tc>
         <w:tc>
           <w:tcPr>
-            <w:tcW w:type="dxa" w:w="1310"/>
+            <w:tcW w:type="dxa" w:w="1217"/>
           </w:tcPr>
           <w:p>
             <w:r/>
@@ -1345,7 +1345,7 @@
         </w:tc>
         <w:tc>
           <w:tcPr>
-            <w:tcW w:type="dxa" w:w="1404"/>
+            <w:tcW w:type="dxa" w:w="2153"/>
           </w:tcPr>
           <w:p>
             <w:r/>
@@ -1372,7 +1372,7 @@
         </w:tc>
         <w:tc>
           <w:tcPr>
-            <w:tcW w:type="dxa" w:w="2434"/>
+            <w:tcW w:type="dxa" w:w="2153"/>
           </w:tcPr>
           <w:p>
             <w:r/>
@@ -1383,7 +1383,7 @@
         </w:tc>
         <w:tc>
           <w:tcPr>
-            <w:tcW w:type="dxa" w:w="1872"/>
+            <w:tcW w:type="dxa" w:w="1591"/>
           </w:tcPr>
           <w:p>
             <w:r/>
@@ -1394,7 +1394,7 @@
         </w:tc>
         <w:tc>
           <w:tcPr>
-            <w:tcW w:type="dxa" w:w="1310"/>
+            <w:tcW w:type="dxa" w:w="1217"/>
           </w:tcPr>
           <w:p>
             <w:r/>
@@ -1405,7 +1405,7 @@
         </w:tc>
         <w:tc>
           <w:tcPr>
-            <w:tcW w:type="dxa" w:w="1310"/>
+            <w:tcW w:type="dxa" w:w="1217"/>
           </w:tcPr>
           <w:p>
             <w:r/>
@@ -1416,36 +1416,12 @@
         </w:tc>
         <w:tc>
           <w:tcPr>
-            <w:tcW w:type="dxa" w:w="1404"/>
-          </w:tcPr>
-          <w:p>
-            <w:r/>
-            <w:r>
-              <w:t>GET</w:t>
-            </w:r>
-            <w:r>
-              <w:br/>
-            </w:r>
-            <w:r>
-              <w:t>GET /id</w:t>
-            </w:r>
-            <w:r>
-              <w:br/>
-            </w:r>
-            <w:r>
-              <w:t>POST</w:t>
-            </w:r>
-            <w:r>
-              <w:br/>
-            </w:r>
-            <w:r>
-              <w:t>PATCH</w:t>
-            </w:r>
-            <w:r>
-              <w:br/>
-            </w:r>
-            <w:r>
-              <w:t>DELETE</w:t>
+            <w:tcW w:type="dxa" w:w="2153"/>
+          </w:tcPr>
+          <w:p>
+            <w:r/>
+            <w:r>
+              <w:t>GET, GET /id, POST, PATCH, DELETE</w:t>
             </w:r>
           </w:p>
         </w:tc>
@@ -1464,7 +1440,7 @@
         </w:tc>
         <w:tc>
           <w:tcPr>
-            <w:tcW w:type="dxa" w:w="2434"/>
+            <w:tcW w:type="dxa" w:w="2153"/>
           </w:tcPr>
           <w:p>
             <w:r/>
@@ -1475,7 +1451,7 @@
         </w:tc>
         <w:tc>
           <w:tcPr>
-            <w:tcW w:type="dxa" w:w="1872"/>
+            <w:tcW w:type="dxa" w:w="1591"/>
           </w:tcPr>
           <w:p>
             <w:r/>
@@ -1486,7 +1462,7 @@
         </w:tc>
         <w:tc>
           <w:tcPr>
-            <w:tcW w:type="dxa" w:w="1310"/>
+            <w:tcW w:type="dxa" w:w="1217"/>
           </w:tcPr>
           <w:p>
             <w:r/>
@@ -1497,7 +1473,7 @@
         </w:tc>
         <w:tc>
           <w:tcPr>
-            <w:tcW w:type="dxa" w:w="1310"/>
+            <w:tcW w:type="dxa" w:w="1217"/>
           </w:tcPr>
           <w:p>
             <w:r/>
@@ -1508,36 +1484,12 @@
         </w:tc>
         <w:tc>
           <w:tcPr>
-            <w:tcW w:type="dxa" w:w="1404"/>
-          </w:tcPr>
-          <w:p>
-            <w:r/>
-            <w:r>
-              <w:t>GET</w:t>
-            </w:r>
-            <w:r>
-              <w:br/>
-            </w:r>
-            <w:r>
-              <w:t>GET /id</w:t>
-            </w:r>
-            <w:r>
-              <w:br/>
-            </w:r>
-            <w:r>
-              <w:t>POST</w:t>
-            </w:r>
-            <w:r>
-              <w:br/>
-            </w:r>
-            <w:r>
-              <w:t>PATCH</w:t>
-            </w:r>
-            <w:r>
-              <w:br/>
-            </w:r>
-            <w:r>
-              <w:t>DELETE</w:t>
+            <w:tcW w:type="dxa" w:w="2153"/>
+          </w:tcPr>
+          <w:p>
+            <w:r/>
+            <w:r>
+              <w:t>GET, GET /id, POST, PATCH, DELETE</w:t>
             </w:r>
           </w:p>
         </w:tc>
@@ -1556,18 +1508,18 @@
         </w:tc>
         <w:tc>
           <w:tcPr>
-            <w:tcW w:type="dxa" w:w="2434"/>
-          </w:tcPr>
-          <w:p>
-            <w:r/>
-            <w:r>
-              <w:t>Process Flow Management API</w:t>
-            </w:r>
-          </w:p>
-        </w:tc>
-        <w:tc>
-          <w:tcPr>
-            <w:tcW w:type="dxa" w:w="1872"/>
+            <w:tcW w:type="dxa" w:w="2153"/>
+          </w:tcPr>
+          <w:p>
+            <w:r/>
+            <w:r>
+              <w:t>UNRESOLVED-TMF701</w:t>
+            </w:r>
+          </w:p>
+        </w:tc>
+        <w:tc>
+          <w:tcPr>
+            <w:tcW w:type="dxa" w:w="1591"/>
           </w:tcPr>
           <w:p>
             <w:r/>
@@ -1578,7 +1530,7 @@
         </w:tc>
         <w:tc>
           <w:tcPr>
-            <w:tcW w:type="dxa" w:w="1310"/>
+            <w:tcW w:type="dxa" w:w="1217"/>
           </w:tcPr>
           <w:p>
             <w:r/>
@@ -1589,16 +1541,78 @@
         </w:tc>
         <w:tc>
           <w:tcPr>
-            <w:tcW w:type="dxa" w:w="1310"/>
+            <w:tcW w:type="dxa" w:w="1217"/>
           </w:tcPr>
           <w:p>
             <w:r/>
             <w:r>
               <w:t>processFlow</w:t>
             </w:r>
-            <w:r>
-              <w:br/>
-            </w:r>
+          </w:p>
+        </w:tc>
+        <w:tc>
+          <w:tcPr>
+            <w:tcW w:type="dxa" w:w="2153"/>
+          </w:tcPr>
+          <w:p>
+            <w:r/>
+            <w:r>
+              <w:t>POST, GET, GET /id, DELETE</w:t>
+            </w:r>
+          </w:p>
+        </w:tc>
+      </w:tr>
+      <w:tr>
+        <w:tc>
+          <w:tcPr>
+            <w:tcW w:type="dxa" w:w="1030"/>
+          </w:tcPr>
+          <w:p>
+            <w:r/>
+            <w:r>
+              <w:t>TMF701</w:t>
+            </w:r>
+          </w:p>
+        </w:tc>
+        <w:tc>
+          <w:tcPr>
+            <w:tcW w:type="dxa" w:w="2153"/>
+          </w:tcPr>
+          <w:p>
+            <w:r/>
+            <w:r>
+              <w:t>UNRESOLVED-TMF701</w:t>
+            </w:r>
+          </w:p>
+        </w:tc>
+        <w:tc>
+          <w:tcPr>
+            <w:tcW w:type="dxa" w:w="1591"/>
+          </w:tcPr>
+          <w:p>
+            <w:r/>
+            <w:r>
+              <w:t>Optional</w:t>
+            </w:r>
+          </w:p>
+        </w:tc>
+        <w:tc>
+          <w:tcPr>
+            <w:tcW w:type="dxa" w:w="1217"/>
+          </w:tcPr>
+          <w:p>
+            <w:r/>
+            <w:r>
+              <w:t>4</w:t>
+            </w:r>
+          </w:p>
+        </w:tc>
+        <w:tc>
+          <w:tcPr>
+            <w:tcW w:type="dxa" w:w="1217"/>
+          </w:tcPr>
+          <w:p>
+            <w:r/>
             <w:r>
               <w:t>taskFlow</w:t>
             </w:r>
@@ -1606,36 +1620,12 @@
         </w:tc>
         <w:tc>
           <w:tcPr>
-            <w:tcW w:type="dxa" w:w="1404"/>
-          </w:tcPr>
-          <w:p>
-            <w:r/>
-            <w:r>
-              <w:t>POST</w:t>
-            </w:r>
-            <w:r>
-              <w:br/>
-            </w:r>
-            <w:r>
-              <w:t>GET</w:t>
-            </w:r>
-            <w:r>
-              <w:br/>
-            </w:r>
-            <w:r>
-              <w:t>GET /id</w:t>
-            </w:r>
-            <w:r>
-              <w:br/>
-            </w:r>
-            <w:r>
-              <w:t>DELETE</w:t>
-            </w:r>
-            <w:r>
-              <w:br/>
-            </w:r>
-            <w:r>
-              <w:t>PATCH</w:t>
+            <w:tcW w:type="dxa" w:w="2153"/>
+          </w:tcPr>
+          <w:p>
+            <w:r/>
+            <w:r>
+              <w:t>PATCH, GET, GET /id</w:t>
             </w:r>
           </w:p>
         </w:tc>
@@ -1737,7 +1727,7 @@
         </w:tc>
         <w:tc>
           <w:tcPr>
-            <w:tcW w:type="dxa" w:w="2434"/>
+            <w:tcW w:type="dxa" w:w="2340"/>
           </w:tcPr>
           <w:p>
             <w:r/>
@@ -1793,7 +1783,7 @@
         </w:tc>
         <w:tc>
           <w:tcPr>
-            <w:tcW w:type="dxa" w:w="1217"/>
+            <w:tcW w:type="dxa" w:w="1310"/>
           </w:tcPr>
           <w:p>
             <w:r/>
@@ -1820,7 +1810,7 @@
         </w:tc>
         <w:tc>
           <w:tcPr>
-            <w:tcW w:type="dxa" w:w="2434"/>
+            <w:tcW w:type="dxa" w:w="2340"/>
           </w:tcPr>
           <w:p>
             <w:r/>
@@ -1864,18 +1854,12 @@
         </w:tc>
         <w:tc>
           <w:tcPr>
-            <w:tcW w:type="dxa" w:w="1217"/>
-          </w:tcPr>
-          <w:p>
-            <w:r/>
-            <w:r>
-              <w:t>GET</w:t>
-            </w:r>
-            <w:r>
-              <w:br/>
-            </w:r>
-            <w:r>
-              <w:t>GET /id</w:t>
+            <w:tcW w:type="dxa" w:w="1310"/>
+          </w:tcPr>
+          <w:p>
+            <w:r/>
+            <w:r>
+              <w:t>GET, GET /id</w:t>
             </w:r>
           </w:p>
         </w:tc>
@@ -1894,7 +1878,7 @@
         </w:tc>
         <w:tc>
           <w:tcPr>
-            <w:tcW w:type="dxa" w:w="2434"/>
+            <w:tcW w:type="dxa" w:w="2340"/>
           </w:tcPr>
           <w:p>
             <w:r/>
@@ -1938,18 +1922,12 @@
         </w:tc>
         <w:tc>
           <w:tcPr>
-            <w:tcW w:type="dxa" w:w="1217"/>
-          </w:tcPr>
-          <w:p>
-            <w:r/>
-            <w:r>
-              <w:t>GET</w:t>
-            </w:r>
-            <w:r>
-              <w:br/>
-            </w:r>
-            <w:r>
-              <w:t>GET /id</w:t>
+            <w:tcW w:type="dxa" w:w="1310"/>
+          </w:tcPr>
+          <w:p>
+            <w:r/>
+            <w:r>
+              <w:t>GET, GET /id</w:t>
             </w:r>
           </w:p>
         </w:tc>
@@ -1968,7 +1946,7 @@
         </w:tc>
         <w:tc>
           <w:tcPr>
-            <w:tcW w:type="dxa" w:w="2434"/>
+            <w:tcW w:type="dxa" w:w="2340"/>
           </w:tcPr>
           <w:p>
             <w:r/>
@@ -2012,18 +1990,12 @@
         </w:tc>
         <w:tc>
           <w:tcPr>
-            <w:tcW w:type="dxa" w:w="1217"/>
-          </w:tcPr>
-          <w:p>
-            <w:r/>
-            <w:r>
-              <w:t>GET</w:t>
-            </w:r>
-            <w:r>
-              <w:br/>
-            </w:r>
-            <w:r>
-              <w:t>GET /id</w:t>
+            <w:tcW w:type="dxa" w:w="1310"/>
+          </w:tcPr>
+          <w:p>
+            <w:r/>
+            <w:r>
+              <w:t>GET, GET /id</w:t>
             </w:r>
           </w:p>
         </w:tc>
@@ -2042,7 +2014,7 @@
         </w:tc>
         <w:tc>
           <w:tcPr>
-            <w:tcW w:type="dxa" w:w="2434"/>
+            <w:tcW w:type="dxa" w:w="2340"/>
           </w:tcPr>
           <w:p>
             <w:r/>
@@ -2086,18 +2058,12 @@
         </w:tc>
         <w:tc>
           <w:tcPr>
-            <w:tcW w:type="dxa" w:w="1217"/>
-          </w:tcPr>
-          <w:p>
-            <w:r/>
-            <w:r>
-              <w:t>GET</w:t>
-            </w:r>
-            <w:r>
-              <w:br/>
-            </w:r>
-            <w:r>
-              <w:t>GET /id</w:t>
+            <w:tcW w:type="dxa" w:w="1310"/>
+          </w:tcPr>
+          <w:p>
+            <w:r/>
+            <w:r>
+              <w:t>GET, GET /id</w:t>
             </w:r>
           </w:p>
         </w:tc>
@@ -2116,7 +2082,7 @@
         </w:tc>
         <w:tc>
           <w:tcPr>
-            <w:tcW w:type="dxa" w:w="2434"/>
+            <w:tcW w:type="dxa" w:w="2340"/>
           </w:tcPr>
           <w:p>
             <w:r/>
@@ -2160,18 +2126,12 @@
         </w:tc>
         <w:tc>
           <w:tcPr>
-            <w:tcW w:type="dxa" w:w="1217"/>
-          </w:tcPr>
-          <w:p>
-            <w:r/>
-            <w:r>
-              <w:t>GET</w:t>
-            </w:r>
-            <w:r>
-              <w:br/>
-            </w:r>
-            <w:r>
-              <w:t>GET /id</w:t>
+            <w:tcW w:type="dxa" w:w="1310"/>
+          </w:tcPr>
+          <w:p>
+            <w:r/>
+            <w:r>
+              <w:t>GET, GET /id</w:t>
             </w:r>
           </w:p>
         </w:tc>
@@ -2190,7 +2150,7 @@
         </w:tc>
         <w:tc>
           <w:tcPr>
-            <w:tcW w:type="dxa" w:w="2434"/>
+            <w:tcW w:type="dxa" w:w="2340"/>
           </w:tcPr>
           <w:p>
             <w:r/>
@@ -2234,18 +2194,12 @@
         </w:tc>
         <w:tc>
           <w:tcPr>
-            <w:tcW w:type="dxa" w:w="1217"/>
-          </w:tcPr>
-          <w:p>
-            <w:r/>
-            <w:r>
-              <w:t>GET</w:t>
-            </w:r>
-            <w:r>
-              <w:br/>
-            </w:r>
-            <w:r>
-              <w:t>GET /id</w:t>
+            <w:tcW w:type="dxa" w:w="1310"/>
+          </w:tcPr>
+          <w:p>
+            <w:r/>
+            <w:r>
+              <w:t>GET, GET /id</w:t>
             </w:r>
           </w:p>
         </w:tc>
@@ -2264,7 +2218,7 @@
         </w:tc>
         <w:tc>
           <w:tcPr>
-            <w:tcW w:type="dxa" w:w="2434"/>
+            <w:tcW w:type="dxa" w:w="2340"/>
           </w:tcPr>
           <w:p>
             <w:r/>
@@ -2304,28 +2258,16 @@
             <w:r>
               <w:t>geographicAddress</w:t>
             </w:r>
-            <w:r>
-              <w:br/>
-            </w:r>
-            <w:r>
-              <w:t>geographicSubAddress</w:t>
-            </w:r>
-          </w:p>
-        </w:tc>
-        <w:tc>
-          <w:tcPr>
-            <w:tcW w:type="dxa" w:w="1217"/>
-          </w:tcPr>
-          <w:p>
-            <w:r/>
-            <w:r>
-              <w:t>GET</w:t>
-            </w:r>
-            <w:r>
-              <w:br/>
-            </w:r>
-            <w:r>
-              <w:t>GET /id</w:t>
+          </w:p>
+        </w:tc>
+        <w:tc>
+          <w:tcPr>
+            <w:tcW w:type="dxa" w:w="1310"/>
+          </w:tcPr>
+          <w:p>
+            <w:r/>
+            <w:r>
+              <w:t>GET, GET /id</w:t>
             </w:r>
           </w:p>
         </w:tc>
@@ -2338,18 +2280,18 @@
           <w:p>
             <w:r/>
             <w:r>
-              <w:t>TMF674</w:t>
-            </w:r>
-          </w:p>
-        </w:tc>
-        <w:tc>
-          <w:tcPr>
-            <w:tcW w:type="dxa" w:w="2434"/>
-          </w:tcPr>
-          <w:p>
-            <w:r/>
-            <w:r>
-              <w:t>Geographic Site Management API</w:t>
+              <w:t>TMF673</w:t>
+            </w:r>
+          </w:p>
+        </w:tc>
+        <w:tc>
+          <w:tcPr>
+            <w:tcW w:type="dxa" w:w="2340"/>
+          </w:tcPr>
+          <w:p>
+            <w:r/>
+            <w:r>
+              <w:t>Geographic Address Management API</w:t>
             </w:r>
           </w:p>
         </w:tc>
@@ -2382,24 +2324,18 @@
           <w:p>
             <w:r/>
             <w:r>
-              <w:t>geographicSite</w:t>
-            </w:r>
-          </w:p>
-        </w:tc>
-        <w:tc>
-          <w:tcPr>
-            <w:tcW w:type="dxa" w:w="1217"/>
-          </w:tcPr>
-          <w:p>
-            <w:r/>
-            <w:r>
-              <w:t>GET</w:t>
-            </w:r>
-            <w:r>
-              <w:br/>
-            </w:r>
-            <w:r>
-              <w:t>GET /id</w:t>
+              <w:t>geographicSubAddress</w:t>
+            </w:r>
+          </w:p>
+        </w:tc>
+        <w:tc>
+          <w:tcPr>
+            <w:tcW w:type="dxa" w:w="1310"/>
+          </w:tcPr>
+          <w:p>
+            <w:r/>
+            <w:r>
+              <w:t>GET, GET /id</w:t>
             </w:r>
           </w:p>
         </w:tc>
@@ -2412,18 +2348,18 @@
           <w:p>
             <w:r/>
             <w:r>
-              <w:t>TMF675</w:t>
-            </w:r>
-          </w:p>
-        </w:tc>
-        <w:tc>
-          <w:tcPr>
-            <w:tcW w:type="dxa" w:w="2434"/>
-          </w:tcPr>
-          <w:p>
-            <w:r/>
-            <w:r>
-              <w:t>Geographic Location Management API</w:t>
+              <w:t>TMF674</w:t>
+            </w:r>
+          </w:p>
+        </w:tc>
+        <w:tc>
+          <w:tcPr>
+            <w:tcW w:type="dxa" w:w="2340"/>
+          </w:tcPr>
+          <w:p>
+            <w:r/>
+            <w:r>
+              <w:t>Geographic Site Management API</w:t>
             </w:r>
           </w:p>
         </w:tc>
@@ -2456,24 +2392,18 @@
           <w:p>
             <w:r/>
             <w:r>
-              <w:t>geographicLocation</w:t>
-            </w:r>
-          </w:p>
-        </w:tc>
-        <w:tc>
-          <w:tcPr>
-            <w:tcW w:type="dxa" w:w="1217"/>
-          </w:tcPr>
-          <w:p>
-            <w:r/>
-            <w:r>
-              <w:t>GET</w:t>
-            </w:r>
-            <w:r>
-              <w:br/>
-            </w:r>
-            <w:r>
-              <w:t>GET /id</w:t>
+              <w:t>geographicSite</w:t>
+            </w:r>
+          </w:p>
+        </w:tc>
+        <w:tc>
+          <w:tcPr>
+            <w:tcW w:type="dxa" w:w="1310"/>
+          </w:tcPr>
+          <w:p>
+            <w:r/>
+            <w:r>
+              <w:t>GET, GET /id</w:t>
             </w:r>
           </w:p>
         </w:tc>
@@ -2486,18 +2416,18 @@
           <w:p>
             <w:r/>
             <w:r>
-              <w:t>TMF641</w:t>
-            </w:r>
-          </w:p>
-        </w:tc>
-        <w:tc>
-          <w:tcPr>
-            <w:tcW w:type="dxa" w:w="2434"/>
-          </w:tcPr>
-          <w:p>
-            <w:r/>
-            <w:r>
-              <w:t>Service Ordering Management API</w:t>
+              <w:t>TMF675</w:t>
+            </w:r>
+          </w:p>
+        </w:tc>
+        <w:tc>
+          <w:tcPr>
+            <w:tcW w:type="dxa" w:w="2340"/>
+          </w:tcPr>
+          <w:p>
+            <w:r/>
+            <w:r>
+              <w:t>UNRESOLVED-TMF675</w:t>
             </w:r>
           </w:p>
         </w:tc>
@@ -2530,24 +2460,18 @@
           <w:p>
             <w:r/>
             <w:r>
-              <w:t>serviceOrder</w:t>
-            </w:r>
-          </w:p>
-        </w:tc>
-        <w:tc>
-          <w:tcPr>
-            <w:tcW w:type="dxa" w:w="1217"/>
-          </w:tcPr>
-          <w:p>
-            <w:r/>
-            <w:r>
-              <w:t>GET</w:t>
-            </w:r>
-            <w:r>
-              <w:br/>
-            </w:r>
-            <w:r>
-              <w:t>GET /id</w:t>
+              <w:t>geographicLocation</w:t>
+            </w:r>
+          </w:p>
+        </w:tc>
+        <w:tc>
+          <w:tcPr>
+            <w:tcW w:type="dxa" w:w="1310"/>
+          </w:tcPr>
+          <w:p>
+            <w:r/>
+            <w:r>
+              <w:t>GET, GET /id</w:t>
             </w:r>
           </w:p>
         </w:tc>
@@ -2560,18 +2484,18 @@
           <w:p>
             <w:r/>
             <w:r>
-              <w:t>TMF632</w:t>
-            </w:r>
-          </w:p>
-        </w:tc>
-        <w:tc>
-          <w:tcPr>
-            <w:tcW w:type="dxa" w:w="2434"/>
-          </w:tcPr>
-          <w:p>
-            <w:r/>
-            <w:r>
-              <w:t>Party Management API</w:t>
+              <w:t>TMF641</w:t>
+            </w:r>
+          </w:p>
+        </w:tc>
+        <w:tc>
+          <w:tcPr>
+            <w:tcW w:type="dxa" w:w="2340"/>
+          </w:tcPr>
+          <w:p>
+            <w:r/>
+            <w:r>
+              <w:t>Service Ordering Management API</w:t>
             </w:r>
           </w:p>
         </w:tc>
@@ -2582,7 +2506,7 @@
           <w:p>
             <w:r/>
             <w:r>
-              <w:t>5</w:t>
+              <w:t>4</w:t>
             </w:r>
           </w:p>
         </w:tc>
@@ -2604,30 +2528,18 @@
           <w:p>
             <w:r/>
             <w:r>
-              <w:t>individual</w:t>
-            </w:r>
-            <w:r>
-              <w:br/>
-            </w:r>
-            <w:r>
-              <w:t>organization</w:t>
-            </w:r>
-          </w:p>
-        </w:tc>
-        <w:tc>
-          <w:tcPr>
-            <w:tcW w:type="dxa" w:w="1217"/>
-          </w:tcPr>
-          <w:p>
-            <w:r/>
-            <w:r>
-              <w:t>GET</w:t>
-            </w:r>
-            <w:r>
-              <w:br/>
-            </w:r>
-            <w:r>
-              <w:t>GET /id</w:t>
+              <w:t>serviceOrder</w:t>
+            </w:r>
+          </w:p>
+        </w:tc>
+        <w:tc>
+          <w:tcPr>
+            <w:tcW w:type="dxa" w:w="1310"/>
+          </w:tcPr>
+          <w:p>
+            <w:r/>
+            <w:r>
+              <w:t>GET, GET /id</w:t>
             </w:r>
           </w:p>
         </w:tc>
@@ -2646,7 +2558,7 @@
         </w:tc>
         <w:tc>
           <w:tcPr>
-            <w:tcW w:type="dxa" w:w="2434"/>
+            <w:tcW w:type="dxa" w:w="2340"/>
           </w:tcPr>
           <w:p>
             <w:r/>
@@ -2662,6 +2574,142 @@
           <w:p>
             <w:r/>
             <w:r>
+              <w:t>5</w:t>
+            </w:r>
+          </w:p>
+        </w:tc>
+        <w:tc>
+          <w:tcPr>
+            <w:tcW w:type="dxa" w:w="1685"/>
+          </w:tcPr>
+          <w:p>
+            <w:r/>
+            <w:r>
+              <w:t>Optional</w:t>
+            </w:r>
+          </w:p>
+        </w:tc>
+        <w:tc>
+          <w:tcPr>
+            <w:tcW w:type="dxa" w:w="1685"/>
+          </w:tcPr>
+          <w:p>
+            <w:r/>
+            <w:r>
+              <w:t>individual</w:t>
+            </w:r>
+          </w:p>
+        </w:tc>
+        <w:tc>
+          <w:tcPr>
+            <w:tcW w:type="dxa" w:w="1310"/>
+          </w:tcPr>
+          <w:p>
+            <w:r/>
+            <w:r>
+              <w:t>GET, GET /id</w:t>
+            </w:r>
+          </w:p>
+        </w:tc>
+      </w:tr>
+      <w:tr>
+        <w:tc>
+          <w:tcPr>
+            <w:tcW w:type="dxa" w:w="1030"/>
+          </w:tcPr>
+          <w:p>
+            <w:r/>
+            <w:r>
+              <w:t>TMF632</w:t>
+            </w:r>
+          </w:p>
+        </w:tc>
+        <w:tc>
+          <w:tcPr>
+            <w:tcW w:type="dxa" w:w="2340"/>
+          </w:tcPr>
+          <w:p>
+            <w:r/>
+            <w:r>
+              <w:t>Party Management API</w:t>
+            </w:r>
+          </w:p>
+        </w:tc>
+        <w:tc>
+          <w:tcPr>
+            <w:tcW w:type="dxa" w:w="1310"/>
+          </w:tcPr>
+          <w:p>
+            <w:r/>
+            <w:r>
+              <w:t>5</w:t>
+            </w:r>
+          </w:p>
+        </w:tc>
+        <w:tc>
+          <w:tcPr>
+            <w:tcW w:type="dxa" w:w="1685"/>
+          </w:tcPr>
+          <w:p>
+            <w:r/>
+            <w:r>
+              <w:t>Optional</w:t>
+            </w:r>
+          </w:p>
+        </w:tc>
+        <w:tc>
+          <w:tcPr>
+            <w:tcW w:type="dxa" w:w="1685"/>
+          </w:tcPr>
+          <w:p>
+            <w:r/>
+            <w:r>
+              <w:t>organization</w:t>
+            </w:r>
+          </w:p>
+        </w:tc>
+        <w:tc>
+          <w:tcPr>
+            <w:tcW w:type="dxa" w:w="1310"/>
+          </w:tcPr>
+          <w:p>
+            <w:r/>
+            <w:r>
+              <w:t>GET, GET /id</w:t>
+            </w:r>
+          </w:p>
+        </w:tc>
+      </w:tr>
+      <w:tr>
+        <w:tc>
+          <w:tcPr>
+            <w:tcW w:type="dxa" w:w="1030"/>
+          </w:tcPr>
+          <w:p>
+            <w:r/>
+            <w:r>
+              <w:t>TMF632</w:t>
+            </w:r>
+          </w:p>
+        </w:tc>
+        <w:tc>
+          <w:tcPr>
+            <w:tcW w:type="dxa" w:w="2340"/>
+          </w:tcPr>
+          <w:p>
+            <w:r/>
+            <w:r>
+              <w:t>Party Management API</w:t>
+            </w:r>
+          </w:p>
+        </w:tc>
+        <w:tc>
+          <w:tcPr>
+            <w:tcW w:type="dxa" w:w="1310"/>
+          </w:tcPr>
+          <w:p>
+            <w:r/>
+            <w:r>
               <w:t>4</w:t>
             </w:r>
           </w:p>
@@ -2686,9 +2734,71 @@
             <w:r>
               <w:t>individual</w:t>
             </w:r>
-            <w:r>
-              <w:br/>
-            </w:r>
+          </w:p>
+        </w:tc>
+        <w:tc>
+          <w:tcPr>
+            <w:tcW w:type="dxa" w:w="1310"/>
+          </w:tcPr>
+          <w:p>
+            <w:r/>
+            <w:r>
+              <w:t>GET, GET /id</w:t>
+            </w:r>
+          </w:p>
+        </w:tc>
+      </w:tr>
+      <w:tr>
+        <w:tc>
+          <w:tcPr>
+            <w:tcW w:type="dxa" w:w="1030"/>
+          </w:tcPr>
+          <w:p>
+            <w:r/>
+            <w:r>
+              <w:t>TMF632</w:t>
+            </w:r>
+          </w:p>
+        </w:tc>
+        <w:tc>
+          <w:tcPr>
+            <w:tcW w:type="dxa" w:w="2340"/>
+          </w:tcPr>
+          <w:p>
+            <w:r/>
+            <w:r>
+              <w:t>Party Management API</w:t>
+            </w:r>
+          </w:p>
+        </w:tc>
+        <w:tc>
+          <w:tcPr>
+            <w:tcW w:type="dxa" w:w="1310"/>
+          </w:tcPr>
+          <w:p>
+            <w:r/>
+            <w:r>
+              <w:t>4</w:t>
+            </w:r>
+          </w:p>
+        </w:tc>
+        <w:tc>
+          <w:tcPr>
+            <w:tcW w:type="dxa" w:w="1685"/>
+          </w:tcPr>
+          <w:p>
+            <w:r/>
+            <w:r>
+              <w:t>Optional</w:t>
+            </w:r>
+          </w:p>
+        </w:tc>
+        <w:tc>
+          <w:tcPr>
+            <w:tcW w:type="dxa" w:w="1685"/>
+          </w:tcPr>
+          <w:p>
+            <w:r/>
             <w:r>
               <w:t>organization</w:t>
             </w:r>
@@ -2696,18 +2806,12 @@
         </w:tc>
         <w:tc>
           <w:tcPr>
-            <w:tcW w:type="dxa" w:w="1217"/>
-          </w:tcPr>
-          <w:p>
-            <w:r/>
-            <w:r>
-              <w:t>GET</w:t>
-            </w:r>
-            <w:r>
-              <w:br/>
-            </w:r>
-            <w:r>
-              <w:t>GET /id</w:t>
+            <w:tcW w:type="dxa" w:w="1310"/>
+          </w:tcPr>
+          <w:p>
+            <w:r/>
+            <w:r>
+              <w:t>GET, GET /id</w:t>
             </w:r>
           </w:p>
         </w:tc>
@@ -2718,7 +2822,7 @@
       <w:r>
         <w:drawing>
           <wp:inline xmlns:a="http://schemas.openxmlformats.org/drawingml/2006/main" xmlns:pic="http://schemas.openxmlformats.org/drawingml/2006/picture">
-            <wp:extent cx="5394960" cy="5116129"/>
+            <wp:extent cx="5394960" cy="5128176"/>
             <wp:docPr id="4" name="Picture 4"/>
             <wp:cNvGraphicFramePr>
               <a:graphicFrameLocks noChangeAspect="1"/>
@@ -2739,7 +2843,7 @@
                   <pic:spPr>
                     <a:xfrm>
                       <a:off x="0" y="0"/>
-                      <a:ext cx="5394960" cy="5116129"/>
+                      <a:ext cx="5394960" cy="5128176"/>
                     </a:xfrm>
                     <a:prstGeom prst="rect"/>
                   </pic:spPr>
@@ -2918,7 +3022,7 @@
           <w:p>
             <w:r/>
             <w:r>
-              <w:t>Process Flow Management API</w:t>
+              <w:t>UNRESOLVED-TMF701</w:t>
             </w:r>
           </w:p>
         </w:tc>
@@ -3076,7 +3180,7 @@
         </w:tc>
         <w:tc>
           <w:tcPr>
-            <w:tcW w:type="dxa" w:w="4118"/>
+            <w:tcW w:type="dxa" w:w="4025"/>
           </w:tcPr>
           <w:p>
             <w:r/>
@@ -3090,7 +3194,7 @@
         </w:tc>
         <w:tc>
           <w:tcPr>
-            <w:tcW w:type="dxa" w:w="3931"/>
+            <w:tcW w:type="dxa" w:w="4025"/>
           </w:tcPr>
           <w:p>
             <w:r/>
@@ -3117,7 +3221,7 @@
         </w:tc>
         <w:tc>
           <w:tcPr>
-            <w:tcW w:type="dxa" w:w="4118"/>
+            <w:tcW w:type="dxa" w:w="4025"/>
           </w:tcPr>
           <w:p>
             <w:r/>
@@ -3128,7 +3232,7 @@
         </w:tc>
         <w:tc>
           <w:tcPr>
-            <w:tcW w:type="dxa" w:w="3931"/>
+            <w:tcW w:type="dxa" w:w="4025"/>
           </w:tcPr>
           <w:p>
             <w:r/>
@@ -3152,7 +3256,7 @@
         </w:tc>
         <w:tc>
           <w:tcPr>
-            <w:tcW w:type="dxa" w:w="4118"/>
+            <w:tcW w:type="dxa" w:w="4025"/>
           </w:tcPr>
           <w:p>
             <w:r/>
@@ -3163,7 +3267,7 @@
         </w:tc>
         <w:tc>
           <w:tcPr>
-            <w:tcW w:type="dxa" w:w="3931"/>
+            <w:tcW w:type="dxa" w:w="4025"/>
           </w:tcPr>
           <w:p>
             <w:r/>
@@ -3205,7 +3309,7 @@
         </w:tc>
         <w:tc>
           <w:tcPr>
-            <w:tcW w:type="dxa" w:w="4118"/>
+            <w:tcW w:type="dxa" w:w="4025"/>
           </w:tcPr>
           <w:p>
             <w:r/>
@@ -3216,7 +3320,7 @@
         </w:tc>
         <w:tc>
           <w:tcPr>
-            <w:tcW w:type="dxa" w:w="3931"/>
+            <w:tcW w:type="dxa" w:w="4025"/>
           </w:tcPr>
           <w:p>
             <w:r/>
@@ -3240,7 +3344,7 @@
         </w:tc>
         <w:tc>
           <w:tcPr>
-            <w:tcW w:type="dxa" w:w="4118"/>
+            <w:tcW w:type="dxa" w:w="4025"/>
           </w:tcPr>
           <w:p>
             <w:r/>
@@ -3251,7 +3355,7 @@
         </w:tc>
         <w:tc>
           <w:tcPr>
-            <w:tcW w:type="dxa" w:w="3931"/>
+            <w:tcW w:type="dxa" w:w="4025"/>
           </w:tcPr>
           <w:p>
             <w:r/>
@@ -3275,7 +3379,7 @@
         </w:tc>
         <w:tc>
           <w:tcPr>
-            <w:tcW w:type="dxa" w:w="4118"/>
+            <w:tcW w:type="dxa" w:w="4025"/>
           </w:tcPr>
           <w:p>
             <w:r/>
@@ -3286,7 +3390,7 @@
         </w:tc>
         <w:tc>
           <w:tcPr>
-            <w:tcW w:type="dxa" w:w="3931"/>
+            <w:tcW w:type="dxa" w:w="4025"/>
           </w:tcPr>
           <w:p>
             <w:r/>
@@ -3310,18 +3414,18 @@
         </w:tc>
         <w:tc>
           <w:tcPr>
-            <w:tcW w:type="dxa" w:w="4118"/>
-          </w:tcPr>
-          <w:p>
-            <w:r/>
-            <w:r>
-              <w:t>Geographic Location Management API</w:t>
-            </w:r>
-          </w:p>
-        </w:tc>
-        <w:tc>
-          <w:tcPr>
-            <w:tcW w:type="dxa" w:w="3931"/>
+            <w:tcW w:type="dxa" w:w="4025"/>
+          </w:tcPr>
+          <w:p>
+            <w:r/>
+            <w:r>
+              <w:t>UNRESOLVED-TMF675</w:t>
+            </w:r>
+          </w:p>
+        </w:tc>
+        <w:tc>
+          <w:tcPr>
+            <w:tcW w:type="dxa" w:w="4025"/>
           </w:tcPr>
           <w:p>
             <w:r/>
@@ -3345,7 +3449,7 @@
         </w:tc>
         <w:tc>
           <w:tcPr>
-            <w:tcW w:type="dxa" w:w="4118"/>
+            <w:tcW w:type="dxa" w:w="4025"/>
           </w:tcPr>
           <w:p>
             <w:r/>
@@ -3356,7 +3460,7 @@
         </w:tc>
         <w:tc>
           <w:tcPr>
-            <w:tcW w:type="dxa" w:w="3931"/>
+            <w:tcW w:type="dxa" w:w="4025"/>
           </w:tcPr>
           <w:p>
             <w:r/>
@@ -3386,7 +3490,7 @@
         </w:tc>
         <w:tc>
           <w:tcPr>
-            <w:tcW w:type="dxa" w:w="4118"/>
+            <w:tcW w:type="dxa" w:w="4025"/>
           </w:tcPr>
           <w:p>
             <w:r/>
@@ -3397,7 +3501,7 @@
         </w:tc>
         <w:tc>
           <w:tcPr>
-            <w:tcW w:type="dxa" w:w="3931"/>
+            <w:tcW w:type="dxa" w:w="4025"/>
           </w:tcPr>
           <w:p>
             <w:r/>

--- a/specifications/TMFC008-ServiceInventory/Diagrams/TMFC008_Service_Inventory.docx
+++ b/specifications/TMFC008-ServiceInventory/Diagrams/TMFC008_Service_Inventory.docx
@@ -155,6 +155,9 @@
         </w:tc>
       </w:tr>
       <w:tr>
+        <w:trPr>
+          <w:cantSplit/>
+        </w:trPr>
         <w:tc>
           <w:tcPr>
             <w:tcW w:type="dxa" w:w="2059"/>
@@ -358,6 +361,9 @@
         </w:tc>
       </w:tr>
       <w:tr>
+        <w:trPr>
+          <w:cantSplit/>
+        </w:trPr>
         <w:tc>
           <w:tcPr>
             <w:tcW w:type="dxa" w:w="1498"/>
@@ -404,6 +410,9 @@
         </w:tc>
       </w:tr>
       <w:tr>
+        <w:trPr>
+          <w:cantSplit/>
+        </w:trPr>
         <w:tc>
           <w:tcPr>
             <w:tcW w:type="dxa" w:w="1498"/>
@@ -547,6 +556,9 @@
         </w:tc>
       </w:tr>
       <w:tr>
+        <w:trPr>
+          <w:cantSplit/>
+        </w:trPr>
         <w:tc>
           <w:tcPr>
             <w:tcW w:type="dxa" w:w="1404"/>
@@ -554,7 +566,7 @@
           <w:p>
             <w:r/>
             <w:r>
-              <w:t>Service</w:t>
+              <w:t>Service ABE</w:t>
             </w:r>
           </w:p>
         </w:tc>
@@ -628,7 +640,7 @@
         </w:trPr>
         <w:tc>
           <w:tcPr>
-            <w:tcW w:type="dxa" w:w="1123"/>
+            <w:tcW w:type="dxa" w:w="1217"/>
           </w:tcPr>
           <w:p>
             <w:r/>
@@ -642,7 +654,7 @@
         </w:tc>
         <w:tc>
           <w:tcPr>
-            <w:tcW w:type="dxa" w:w="2246"/>
+            <w:tcW w:type="dxa" w:w="2340"/>
           </w:tcPr>
           <w:p>
             <w:r/>
@@ -656,7 +668,7 @@
         </w:tc>
         <w:tc>
           <w:tcPr>
-            <w:tcW w:type="dxa" w:w="1778"/>
+            <w:tcW w:type="dxa" w:w="1591"/>
           </w:tcPr>
           <w:p>
             <w:r/>
@@ -664,7 +676,7 @@
               <w:rPr>
                 <w:b/>
               </w:rPr>
-              <w:t>Aggregate Function Level 1</w:t>
+              <w:t>Aggregate Function L1</w:t>
             </w:r>
           </w:p>
         </w:tc>
@@ -678,7 +690,7 @@
               <w:rPr>
                 <w:b/>
               </w:rPr>
-              <w:t>Aggregate Function Level 2</w:t>
+              <w:t>Aggregate Function L2</w:t>
             </w:r>
           </w:p>
         </w:tc>
@@ -698,9 +710,12 @@
         </w:tc>
       </w:tr>
       <w:tr>
-        <w:tc>
-          <w:tcPr>
-            <w:tcW w:type="dxa" w:w="1123"/>
+        <w:trPr>
+          <w:cantSplit/>
+        </w:trPr>
+        <w:tc>
+          <w:tcPr>
+            <w:tcW w:type="dxa" w:w="1217"/>
           </w:tcPr>
           <w:p>
             <w:r/>
@@ -711,7 +726,7 @@
         </w:tc>
         <w:tc>
           <w:tcPr>
-            <w:tcW w:type="dxa" w:w="2246"/>
+            <w:tcW w:type="dxa" w:w="2340"/>
           </w:tcPr>
           <w:p>
             <w:r/>
@@ -722,7 +737,7 @@
         </w:tc>
         <w:tc>
           <w:tcPr>
-            <w:tcW w:type="dxa" w:w="1778"/>
+            <w:tcW w:type="dxa" w:w="1591"/>
           </w:tcPr>
           <w:p>
             <w:r/>
@@ -755,9 +770,12 @@
         </w:tc>
       </w:tr>
       <w:tr>
-        <w:tc>
-          <w:tcPr>
-            <w:tcW w:type="dxa" w:w="1123"/>
+        <w:trPr>
+          <w:cantSplit/>
+        </w:trPr>
+        <w:tc>
+          <w:tcPr>
+            <w:tcW w:type="dxa" w:w="1217"/>
           </w:tcPr>
           <w:p>
             <w:r/>
@@ -768,7 +786,7 @@
         </w:tc>
         <w:tc>
           <w:tcPr>
-            <w:tcW w:type="dxa" w:w="2246"/>
+            <w:tcW w:type="dxa" w:w="2340"/>
           </w:tcPr>
           <w:p>
             <w:r/>
@@ -779,7 +797,7 @@
         </w:tc>
         <w:tc>
           <w:tcPr>
-            <w:tcW w:type="dxa" w:w="1778"/>
+            <w:tcW w:type="dxa" w:w="1591"/>
           </w:tcPr>
           <w:p>
             <w:r/>
@@ -812,9 +830,12 @@
         </w:tc>
       </w:tr>
       <w:tr>
-        <w:tc>
-          <w:tcPr>
-            <w:tcW w:type="dxa" w:w="1123"/>
+        <w:trPr>
+          <w:cantSplit/>
+        </w:trPr>
+        <w:tc>
+          <w:tcPr>
+            <w:tcW w:type="dxa" w:w="1217"/>
           </w:tcPr>
           <w:p>
             <w:r/>
@@ -825,7 +846,7 @@
         </w:tc>
         <w:tc>
           <w:tcPr>
-            <w:tcW w:type="dxa" w:w="2246"/>
+            <w:tcW w:type="dxa" w:w="2340"/>
           </w:tcPr>
           <w:p>
             <w:r/>
@@ -836,7 +857,7 @@
         </w:tc>
         <w:tc>
           <w:tcPr>
-            <w:tcW w:type="dxa" w:w="1778"/>
+            <w:tcW w:type="dxa" w:w="1591"/>
           </w:tcPr>
           <w:p>
             <w:r/>
@@ -869,9 +890,12 @@
         </w:tc>
       </w:tr>
       <w:tr>
-        <w:tc>
-          <w:tcPr>
-            <w:tcW w:type="dxa" w:w="1123"/>
+        <w:trPr>
+          <w:cantSplit/>
+        </w:trPr>
+        <w:tc>
+          <w:tcPr>
+            <w:tcW w:type="dxa" w:w="1217"/>
           </w:tcPr>
           <w:p>
             <w:r/>
@@ -882,7 +906,7 @@
         </w:tc>
         <w:tc>
           <w:tcPr>
-            <w:tcW w:type="dxa" w:w="2246"/>
+            <w:tcW w:type="dxa" w:w="2340"/>
           </w:tcPr>
           <w:p>
             <w:r/>
@@ -893,7 +917,7 @@
         </w:tc>
         <w:tc>
           <w:tcPr>
-            <w:tcW w:type="dxa" w:w="1778"/>
+            <w:tcW w:type="dxa" w:w="1591"/>
           </w:tcPr>
           <w:p>
             <w:r/>
@@ -926,9 +950,12 @@
         </w:tc>
       </w:tr>
       <w:tr>
-        <w:tc>
-          <w:tcPr>
-            <w:tcW w:type="dxa" w:w="1123"/>
+        <w:trPr>
+          <w:cantSplit/>
+        </w:trPr>
+        <w:tc>
+          <w:tcPr>
+            <w:tcW w:type="dxa" w:w="1217"/>
           </w:tcPr>
           <w:p>
             <w:r/>
@@ -939,7 +966,7 @@
         </w:tc>
         <w:tc>
           <w:tcPr>
-            <w:tcW w:type="dxa" w:w="2246"/>
+            <w:tcW w:type="dxa" w:w="2340"/>
           </w:tcPr>
           <w:p>
             <w:r/>
@@ -950,7 +977,7 @@
         </w:tc>
         <w:tc>
           <w:tcPr>
-            <w:tcW w:type="dxa" w:w="1778"/>
+            <w:tcW w:type="dxa" w:w="1591"/>
           </w:tcPr>
           <w:p>
             <w:r/>
@@ -983,9 +1010,12 @@
         </w:tc>
       </w:tr>
       <w:tr>
-        <w:tc>
-          <w:tcPr>
-            <w:tcW w:type="dxa" w:w="1123"/>
+        <w:trPr>
+          <w:cantSplit/>
+        </w:trPr>
+        <w:tc>
+          <w:tcPr>
+            <w:tcW w:type="dxa" w:w="1217"/>
           </w:tcPr>
           <w:p>
             <w:r/>
@@ -996,7 +1026,7 @@
         </w:tc>
         <w:tc>
           <w:tcPr>
-            <w:tcW w:type="dxa" w:w="2246"/>
+            <w:tcW w:type="dxa" w:w="2340"/>
           </w:tcPr>
           <w:p>
             <w:r/>
@@ -1007,7 +1037,7 @@
         </w:tc>
         <w:tc>
           <w:tcPr>
-            <w:tcW w:type="dxa" w:w="1778"/>
+            <w:tcW w:type="dxa" w:w="1591"/>
           </w:tcPr>
           <w:p>
             <w:r/>
@@ -1040,9 +1070,12 @@
         </w:tc>
       </w:tr>
       <w:tr>
-        <w:tc>
-          <w:tcPr>
-            <w:tcW w:type="dxa" w:w="1123"/>
+        <w:trPr>
+          <w:cantSplit/>
+        </w:trPr>
+        <w:tc>
+          <w:tcPr>
+            <w:tcW w:type="dxa" w:w="1217"/>
           </w:tcPr>
           <w:p>
             <w:r/>
@@ -1053,7 +1086,7 @@
         </w:tc>
         <w:tc>
           <w:tcPr>
-            <w:tcW w:type="dxa" w:w="2246"/>
+            <w:tcW w:type="dxa" w:w="2340"/>
           </w:tcPr>
           <w:p>
             <w:r/>
@@ -1064,7 +1097,7 @@
         </w:tc>
         <w:tc>
           <w:tcPr>
-            <w:tcW w:type="dxa" w:w="1778"/>
+            <w:tcW w:type="dxa" w:w="1591"/>
           </w:tcPr>
           <w:p>
             <w:r/>
@@ -1097,9 +1130,12 @@
         </w:tc>
       </w:tr>
       <w:tr>
-        <w:tc>
-          <w:tcPr>
-            <w:tcW w:type="dxa" w:w="1123"/>
+        <w:trPr>
+          <w:cantSplit/>
+        </w:trPr>
+        <w:tc>
+          <w:tcPr>
+            <w:tcW w:type="dxa" w:w="1217"/>
           </w:tcPr>
           <w:p>
             <w:r/>
@@ -1110,7 +1146,7 @@
         </w:tc>
         <w:tc>
           <w:tcPr>
-            <w:tcW w:type="dxa" w:w="2246"/>
+            <w:tcW w:type="dxa" w:w="2340"/>
           </w:tcPr>
           <w:p>
             <w:r/>
@@ -1121,7 +1157,7 @@
         </w:tc>
         <w:tc>
           <w:tcPr>
-            <w:tcW w:type="dxa" w:w="1778"/>
+            <w:tcW w:type="dxa" w:w="1591"/>
           </w:tcPr>
           <w:p>
             <w:r/>
@@ -1359,6 +1395,9 @@
         </w:tc>
       </w:tr>
       <w:tr>
+        <w:trPr>
+          <w:cantSplit/>
+        </w:trPr>
         <w:tc>
           <w:tcPr>
             <w:tcW w:type="dxa" w:w="1030"/>
@@ -1427,6 +1466,9 @@
         </w:tc>
       </w:tr>
       <w:tr>
+        <w:trPr>
+          <w:cantSplit/>
+        </w:trPr>
         <w:tc>
           <w:tcPr>
             <w:tcW w:type="dxa" w:w="1030"/>
@@ -1495,6 +1537,9 @@
         </w:tc>
       </w:tr>
       <w:tr>
+        <w:trPr>
+          <w:cantSplit/>
+        </w:trPr>
         <w:tc>
           <w:tcPr>
             <w:tcW w:type="dxa" w:w="1030"/>
@@ -1563,6 +1608,9 @@
         </w:tc>
       </w:tr>
       <w:tr>
+        <w:trPr>
+          <w:cantSplit/>
+        </w:trPr>
         <w:tc>
           <w:tcPr>
             <w:tcW w:type="dxa" w:w="1030"/>
@@ -1797,6 +1845,9 @@
         </w:tc>
       </w:tr>
       <w:tr>
+        <w:trPr>
+          <w:cantSplit/>
+        </w:trPr>
         <w:tc>
           <w:tcPr>
             <w:tcW w:type="dxa" w:w="1030"/>
@@ -1865,6 +1916,9 @@
         </w:tc>
       </w:tr>
       <w:tr>
+        <w:trPr>
+          <w:cantSplit/>
+        </w:trPr>
         <w:tc>
           <w:tcPr>
             <w:tcW w:type="dxa" w:w="1030"/>
@@ -1933,6 +1987,9 @@
         </w:tc>
       </w:tr>
       <w:tr>
+        <w:trPr>
+          <w:cantSplit/>
+        </w:trPr>
         <w:tc>
           <w:tcPr>
             <w:tcW w:type="dxa" w:w="1030"/>
@@ -2001,6 +2058,9 @@
         </w:tc>
       </w:tr>
       <w:tr>
+        <w:trPr>
+          <w:cantSplit/>
+        </w:trPr>
         <w:tc>
           <w:tcPr>
             <w:tcW w:type="dxa" w:w="1030"/>
@@ -2069,6 +2129,9 @@
         </w:tc>
       </w:tr>
       <w:tr>
+        <w:trPr>
+          <w:cantSplit/>
+        </w:trPr>
         <w:tc>
           <w:tcPr>
             <w:tcW w:type="dxa" w:w="1030"/>
@@ -2137,6 +2200,9 @@
         </w:tc>
       </w:tr>
       <w:tr>
+        <w:trPr>
+          <w:cantSplit/>
+        </w:trPr>
         <w:tc>
           <w:tcPr>
             <w:tcW w:type="dxa" w:w="1030"/>
@@ -2205,6 +2271,9 @@
         </w:tc>
       </w:tr>
       <w:tr>
+        <w:trPr>
+          <w:cantSplit/>
+        </w:trPr>
         <w:tc>
           <w:tcPr>
             <w:tcW w:type="dxa" w:w="1030"/>
@@ -2273,6 +2342,9 @@
         </w:tc>
       </w:tr>
       <w:tr>
+        <w:trPr>
+          <w:cantSplit/>
+        </w:trPr>
         <w:tc>
           <w:tcPr>
             <w:tcW w:type="dxa" w:w="1030"/>
@@ -2341,6 +2413,9 @@
         </w:tc>
       </w:tr>
       <w:tr>
+        <w:trPr>
+          <w:cantSplit/>
+        </w:trPr>
         <w:tc>
           <w:tcPr>
             <w:tcW w:type="dxa" w:w="1030"/>
@@ -2409,6 +2484,9 @@
         </w:tc>
       </w:tr>
       <w:tr>
+        <w:trPr>
+          <w:cantSplit/>
+        </w:trPr>
         <w:tc>
           <w:tcPr>
             <w:tcW w:type="dxa" w:w="1030"/>
@@ -2477,6 +2555,9 @@
         </w:tc>
       </w:tr>
       <w:tr>
+        <w:trPr>
+          <w:cantSplit/>
+        </w:trPr>
         <w:tc>
           <w:tcPr>
             <w:tcW w:type="dxa" w:w="1030"/>
@@ -2545,6 +2626,9 @@
         </w:tc>
       </w:tr>
       <w:tr>
+        <w:trPr>
+          <w:cantSplit/>
+        </w:trPr>
         <w:tc>
           <w:tcPr>
             <w:tcW w:type="dxa" w:w="1030"/>
@@ -2613,6 +2697,9 @@
         </w:tc>
       </w:tr>
       <w:tr>
+        <w:trPr>
+          <w:cantSplit/>
+        </w:trPr>
         <w:tc>
           <w:tcPr>
             <w:tcW w:type="dxa" w:w="1030"/>
@@ -2681,6 +2768,9 @@
         </w:tc>
       </w:tr>
       <w:tr>
+        <w:trPr>
+          <w:cantSplit/>
+        </w:trPr>
         <w:tc>
           <w:tcPr>
             <w:tcW w:type="dxa" w:w="1030"/>
@@ -2749,6 +2839,9 @@
         </w:tc>
       </w:tr>
       <w:tr>
+        <w:trPr>
+          <w:cantSplit/>
+        </w:trPr>
         <w:tc>
           <w:tcPr>
             <w:tcW w:type="dxa" w:w="1030"/>
@@ -2951,6 +3044,9 @@
         </w:tc>
       </w:tr>
       <w:tr>
+        <w:trPr>
+          <w:cantSplit/>
+        </w:trPr>
         <w:tc>
           <w:tcPr>
             <w:tcW w:type="dxa" w:w="1310"/>
@@ -3004,6 +3100,9 @@
         </w:tc>
       </w:tr>
       <w:tr>
+        <w:trPr>
+          <w:cantSplit/>
+        </w:trPr>
         <w:tc>
           <w:tcPr>
             <w:tcW w:type="dxa" w:w="1310"/>
@@ -3208,6 +3307,9 @@
         </w:tc>
       </w:tr>
       <w:tr>
+        <w:trPr>
+          <w:cantSplit/>
+        </w:trPr>
         <w:tc>
           <w:tcPr>
             <w:tcW w:type="dxa" w:w="1310"/>
@@ -3243,6 +3345,9 @@
         </w:tc>
       </w:tr>
       <w:tr>
+        <w:trPr>
+          <w:cantSplit/>
+        </w:trPr>
         <w:tc>
           <w:tcPr>
             <w:tcW w:type="dxa" w:w="1310"/>
@@ -3296,6 +3401,9 @@
         </w:tc>
       </w:tr>
       <w:tr>
+        <w:trPr>
+          <w:cantSplit/>
+        </w:trPr>
         <w:tc>
           <w:tcPr>
             <w:tcW w:type="dxa" w:w="1310"/>
@@ -3331,6 +3439,9 @@
         </w:tc>
       </w:tr>
       <w:tr>
+        <w:trPr>
+          <w:cantSplit/>
+        </w:trPr>
         <w:tc>
           <w:tcPr>
             <w:tcW w:type="dxa" w:w="1310"/>
@@ -3366,6 +3477,9 @@
         </w:tc>
       </w:tr>
       <w:tr>
+        <w:trPr>
+          <w:cantSplit/>
+        </w:trPr>
         <w:tc>
           <w:tcPr>
             <w:tcW w:type="dxa" w:w="1310"/>
@@ -3401,6 +3515,9 @@
         </w:tc>
       </w:tr>
       <w:tr>
+        <w:trPr>
+          <w:cantSplit/>
+        </w:trPr>
         <w:tc>
           <w:tcPr>
             <w:tcW w:type="dxa" w:w="1310"/>
@@ -3436,6 +3553,9 @@
         </w:tc>
       </w:tr>
       <w:tr>
+        <w:trPr>
+          <w:cantSplit/>
+        </w:trPr>
         <w:tc>
           <w:tcPr>
             <w:tcW w:type="dxa" w:w="1310"/>
@@ -3477,6 +3597,9 @@
         </w:tc>
       </w:tr>
       <w:tr>
+        <w:trPr>
+          <w:cantSplit/>
+        </w:trPr>
         <w:tc>
           <w:tcPr>
             <w:tcW w:type="dxa" w:w="1310"/>
@@ -3639,6 +3762,9 @@
         </w:tc>
       </w:tr>
       <w:tr>
+        <w:trPr>
+          <w:cantSplit/>
+        </w:trPr>
         <w:tc>
           <w:tcPr>
             <w:tcW w:type="dxa" w:w="5990"/>
@@ -3663,6 +3789,9 @@
         </w:tc>
       </w:tr>
       <w:tr>
+        <w:trPr>
+          <w:cantSplit/>
+        </w:trPr>
         <w:tc>
           <w:tcPr>
             <w:tcW w:type="dxa" w:w="5990"/>
@@ -3687,6 +3816,9 @@
         </w:tc>
       </w:tr>
       <w:tr>
+        <w:trPr>
+          <w:cantSplit/>
+        </w:trPr>
         <w:tc>
           <w:tcPr>
             <w:tcW w:type="dxa" w:w="5990"/>
@@ -3877,6 +4009,9 @@
         </w:tc>
       </w:tr>
       <w:tr>
+        <w:trPr>
+          <w:cantSplit/>
+        </w:trPr>
         <w:tc>
           <w:tcPr>
             <w:tcW w:type="dxa" w:w="1591"/>
@@ -3923,6 +4058,9 @@
         </w:tc>
       </w:tr>
       <w:tr>
+        <w:trPr>
+          <w:cantSplit/>
+        </w:trPr>
         <w:tc>
           <w:tcPr>
             <w:tcW w:type="dxa" w:w="1591"/>
@@ -3969,6 +4107,9 @@
         </w:tc>
       </w:tr>
       <w:tr>
+        <w:trPr>
+          <w:cantSplit/>
+        </w:trPr>
         <w:tc>
           <w:tcPr>
             <w:tcW w:type="dxa" w:w="1591"/>
@@ -4015,6 +4156,9 @@
         </w:tc>
       </w:tr>
       <w:tr>
+        <w:trPr>
+          <w:cantSplit/>
+        </w:trPr>
         <w:tc>
           <w:tcPr>
             <w:tcW w:type="dxa" w:w="1591"/>
@@ -4061,6 +4205,9 @@
         </w:tc>
       </w:tr>
       <w:tr>
+        <w:trPr>
+          <w:cantSplit/>
+        </w:trPr>
         <w:tc>
           <w:tcPr>
             <w:tcW w:type="dxa" w:w="1591"/>
@@ -4107,6 +4254,9 @@
         </w:tc>
       </w:tr>
       <w:tr>
+        <w:trPr>
+          <w:cantSplit/>
+        </w:trPr>
         <w:tc>
           <w:tcPr>
             <w:tcW w:type="dxa" w:w="1591"/>
@@ -4153,6 +4303,9 @@
         </w:tc>
       </w:tr>
       <w:tr>
+        <w:trPr>
+          <w:cantSplit/>
+        </w:trPr>
         <w:tc>
           <w:tcPr>
             <w:tcW w:type="dxa" w:w="1591"/>
@@ -4199,6 +4352,9 @@
         </w:tc>
       </w:tr>
       <w:tr>
+        <w:trPr>
+          <w:cantSplit/>
+        </w:trPr>
         <w:tc>
           <w:tcPr>
             <w:tcW w:type="dxa" w:w="1591"/>
@@ -4245,6 +4401,9 @@
         </w:tc>
       </w:tr>
       <w:tr>
+        <w:trPr>
+          <w:cantSplit/>
+        </w:trPr>
         <w:tc>
           <w:tcPr>
             <w:tcW w:type="dxa" w:w="1591"/>
@@ -4291,6 +4450,9 @@
         </w:tc>
       </w:tr>
       <w:tr>
+        <w:trPr>
+          <w:cantSplit/>
+        </w:trPr>
         <w:tc>
           <w:tcPr>
             <w:tcW w:type="dxa" w:w="1591"/>
@@ -4429,6 +4591,9 @@
         </w:tc>
       </w:tr>
       <w:tr>
+        <w:trPr>
+          <w:cantSplit/>
+        </w:trPr>
         <w:tc>
           <w:tcPr>
             <w:tcW w:type="dxa" w:w="1778"/>
@@ -4475,6 +4640,9 @@
         </w:tc>
       </w:tr>
       <w:tr>
+        <w:trPr>
+          <w:cantSplit/>
+        </w:trPr>
         <w:tc>
           <w:tcPr>
             <w:tcW w:type="dxa" w:w="1778"/>
@@ -4521,6 +4689,9 @@
         </w:tc>
       </w:tr>
       <w:tr>
+        <w:trPr>
+          <w:cantSplit/>
+        </w:trPr>
         <w:tc>
           <w:tcPr>
             <w:tcW w:type="dxa" w:w="1778"/>
@@ -4567,6 +4738,9 @@
         </w:tc>
       </w:tr>
       <w:tr>
+        <w:trPr>
+          <w:cantSplit/>
+        </w:trPr>
         <w:tc>
           <w:tcPr>
             <w:tcW w:type="dxa" w:w="1778"/>
@@ -4613,6 +4787,9 @@
         </w:tc>
       </w:tr>
       <w:tr>
+        <w:trPr>
+          <w:cantSplit/>
+        </w:trPr>
         <w:tc>
           <w:tcPr>
             <w:tcW w:type="dxa" w:w="1778"/>
@@ -4659,6 +4836,9 @@
         </w:tc>
       </w:tr>
       <w:tr>
+        <w:trPr>
+          <w:cantSplit/>
+        </w:trPr>
         <w:tc>
           <w:tcPr>
             <w:tcW w:type="dxa" w:w="1778"/>
@@ -4705,6 +4885,9 @@
         </w:tc>
       </w:tr>
       <w:tr>
+        <w:trPr>
+          <w:cantSplit/>
+        </w:trPr>
         <w:tc>
           <w:tcPr>
             <w:tcW w:type="dxa" w:w="1778"/>
@@ -4751,6 +4934,9 @@
         </w:tc>
       </w:tr>
       <w:tr>
+        <w:trPr>
+          <w:cantSplit/>
+        </w:trPr>
         <w:tc>
           <w:tcPr>
             <w:tcW w:type="dxa" w:w="1778"/>
@@ -4797,6 +4983,9 @@
         </w:tc>
       </w:tr>
       <w:tr>
+        <w:trPr>
+          <w:cantSplit/>
+        </w:trPr>
         <w:tc>
           <w:tcPr>
             <w:tcW w:type="dxa" w:w="1778"/>
@@ -4843,6 +5032,9 @@
         </w:tc>
       </w:tr>
       <w:tr>
+        <w:trPr>
+          <w:cantSplit/>
+        </w:trPr>
         <w:tc>
           <w:tcPr>
             <w:tcW w:type="dxa" w:w="1778"/>
@@ -4889,6 +5081,9 @@
         </w:tc>
       </w:tr>
       <w:tr>
+        <w:trPr>
+          <w:cantSplit/>
+        </w:trPr>
         <w:tc>
           <w:tcPr>
             <w:tcW w:type="dxa" w:w="1778"/>
@@ -5017,6 +5212,9 @@
         </w:tc>
       </w:tr>
       <w:tr>
+        <w:trPr>
+          <w:cantSplit/>
+        </w:trPr>
         <w:tc>
           <w:tcPr>
             <w:tcW w:type="dxa" w:w="4118"/>
@@ -5052,6 +5250,9 @@
         </w:tc>
       </w:tr>
       <w:tr>
+        <w:trPr>
+          <w:cantSplit/>
+        </w:trPr>
         <w:tc>
           <w:tcPr>
             <w:tcW w:type="dxa" w:w="4118"/>
@@ -5087,6 +5288,9 @@
         </w:tc>
       </w:tr>
       <w:tr>
+        <w:trPr>
+          <w:cantSplit/>
+        </w:trPr>
         <w:tc>
           <w:tcPr>
             <w:tcW w:type="dxa" w:w="4118"/>
@@ -5122,6 +5326,9 @@
         </w:tc>
       </w:tr>
       <w:tr>
+        <w:trPr>
+          <w:cantSplit/>
+        </w:trPr>
         <w:tc>
           <w:tcPr>
             <w:tcW w:type="dxa" w:w="4118"/>
@@ -5157,6 +5364,9 @@
         </w:tc>
       </w:tr>
       <w:tr>
+        <w:trPr>
+          <w:cantSplit/>
+        </w:trPr>
         <w:tc>
           <w:tcPr>
             <w:tcW w:type="dxa" w:w="4118"/>
@@ -5192,6 +5402,9 @@
         </w:tc>
       </w:tr>
       <w:tr>
+        <w:trPr>
+          <w:cantSplit/>
+        </w:trPr>
         <w:tc>
           <w:tcPr>
             <w:tcW w:type="dxa" w:w="4118"/>
@@ -5227,6 +5440,9 @@
         </w:tc>
       </w:tr>
       <w:tr>
+        <w:trPr>
+          <w:cantSplit/>
+        </w:trPr>
         <w:tc>
           <w:tcPr>
             <w:tcW w:type="dxa" w:w="4118"/>
@@ -5262,6 +5478,9 @@
         </w:tc>
       </w:tr>
       <w:tr>
+        <w:trPr>
+          <w:cantSplit/>
+        </w:trPr>
         <w:tc>
           <w:tcPr>
             <w:tcW w:type="dxa" w:w="4118"/>
@@ -5297,6 +5516,9 @@
         </w:tc>
       </w:tr>
       <w:tr>
+        <w:trPr>
+          <w:cantSplit/>
+        </w:trPr>
         <w:tc>
           <w:tcPr>
             <w:tcW w:type="dxa" w:w="4118"/>
@@ -5332,6 +5554,9 @@
         </w:tc>
       </w:tr>
       <w:tr>
+        <w:trPr>
+          <w:cantSplit/>
+        </w:trPr>
         <w:tc>
           <w:tcPr>
             <w:tcW w:type="dxa" w:w="4118"/>
@@ -5367,6 +5592,9 @@
         </w:tc>
       </w:tr>
       <w:tr>
+        <w:trPr>
+          <w:cantSplit/>
+        </w:trPr>
         <w:tc>
           <w:tcPr>
             <w:tcW w:type="dxa" w:w="4118"/>
